--- a/docs/clients/Individual_Spanercom/contracts/EPC-Spanercom-Anarita-may2026.docx
+++ b/docs/clients/Individual_Spanercom/contracts/EPC-Spanercom-Anarita-may2026.docx
@@ -198,7 +198,7 @@
           <w:b w:val="0"/>
           <w:sz w:val="20"/>
         </w:rPr>
-        <w:t>Spanercom Ltd, a company incorporated under the laws of [●], with registered office at [●] (“Client”).</w:t>
+        <w:t>Spanercom Ltd, a company incorporated under the laws of the Republic of Cyprus, with registered office at Stasikratous 32, Charalambous Tower, Floor 6, Flat/Office 603, 1065 Nicosia, Cyprus, Registration No. HE 396638 ("Client").</w:t>
       </w:r>
     </w:p>
     <w:p>

--- a/docs/clients/Individual_Spanercom/contracts/EPC-Spanercom-Anarita-may2026.docx
+++ b/docs/clients/Individual_Spanercom/contracts/EPC-Spanercom-Anarita-may2026.docx
@@ -34,108 +34,26 @@
         <w:jc w:val="center"/>
       </w:pPr>
       <w:r>
-        <w:rPr>
-          <w:color w:val="718096"/>
-          <w:sz w:val="17"/>
-        </w:rPr>
         <w:t>Document Reference: LCY-EPC-SPA-2026</w:t>
         <w:br/>
-      </w:r>
-      <w:r>
-        <w:rPr>
-          <w:color w:val="718096"/>
-          <w:sz w:val="17"/>
-        </w:rPr>
-        <w:t>Version: 5.0</w:t>
+        <w:t>Version: 5.1</w:t>
         <w:br/>
-      </w:r>
-      <w:r>
-        <w:rPr>
-          <w:color w:val="718096"/>
-          <w:sz w:val="17"/>
-        </w:rPr>
         <w:t>Date: May 2026</w:t>
         <w:br/>
-      </w:r>
-      <w:r>
-        <w:rPr>
-          <w:color w:val="718096"/>
-          <w:sz w:val="17"/>
-        </w:rPr>
         <w:br/>
-      </w:r>
-      <w:r>
-        <w:rPr>
-          <w:color w:val="718096"/>
-          <w:sz w:val="17"/>
-        </w:rPr>
         <w:t>VERSION HISTORY</w:t>
         <w:br/>
-      </w:r>
-      <w:r>
-        <w:rPr>
-          <w:color w:val="718096"/>
-          <w:sz w:val="17"/>
-        </w:rPr>
         <w:t>v1.0 — Oct 2025: Initial draft</w:t>
         <w:br/>
-      </w:r>
-      <w:r>
-        <w:rPr>
-          <w:color w:val="718096"/>
-          <w:sz w:val="17"/>
-        </w:rPr>
         <w:t>v2.0 — Jan 2026: Linyang RFI confirmed terms</w:t>
         <w:br/>
-      </w:r>
-      <w:r>
-        <w:rPr>
-          <w:color w:val="718096"/>
-          <w:sz w:val="17"/>
-        </w:rPr>
         <w:t>v3.0 — 22 Feb 2026: Installation scope, delay LD framework, bankability</w:t>
         <w:br/>
-      </w:r>
-      <w:r>
-        <w:rPr>
-          <w:color w:val="718096"/>
-          <w:sz w:val="17"/>
-        </w:rPr>
-        <w:t>v4.0 — 17 Mar 2026: Single counterparty warranty, title at PAC, unified warranty, lender assignment</w:t>
+        <w:t>v4.0 — 17 Mar 2026: Single counterparty warranty, title at PAC, unified warranty, performance guarantees</w:t>
         <w:br/>
-      </w:r>
-      <w:r>
-        <w:rPr>
-          <w:b/>
-          <w:color w:val="718096"/>
-          <w:sz w:val="17"/>
-        </w:rPr>
-        <w:t>v5.0 — 6 May 2026: FINAL BANKABLE VERSION — two-component price split,</w:t>
+        <w:t>v5.0 — 6 May 2026: Two-component price split, FAC removed (3-month DLP), tiered liability cap (10/50/uncapped), client lawyer review comments addressed</w:t>
         <w:br/>
-      </w:r>
-      <w:r>
-        <w:rPr>
-          <w:color w:val="718096"/>
-          <w:sz w:val="17"/>
-        </w:rPr>
-        <w:t xml:space="preserve">       APG on equipment only, 3-month retention release (no FAC),</w:t>
-        <w:br/>
-      </w:r>
-      <w:r>
-        <w:rPr>
-          <w:color w:val="718096"/>
-          <w:sz w:val="17"/>
-        </w:rPr>
-        <w:t xml:space="preserve">       tiered liability cap (10%/50%/uncapped), pro-rata refund on termination,</w:t>
-        <w:br/>
-      </w:r>
-      <w:r>
-        <w:rPr>
-          <w:color w:val="718096"/>
-          <w:sz w:val="17"/>
-        </w:rPr>
-        <w:t xml:space="preserve">       RTE hard floor clarified, warranty void carve-outs, all Anastasis v4.0 comments addressed</w:t>
-        <w:br/>
+        <w:t>v5.1 — May 2026: Indicative Price + Confirmed Price mechanism (raw material / FX adjustment), LD Value split (Comp A delivery / Comp B commissioning), upstream FM flow-through, 12-month Connection Terms longstop, 30-day advance payment trigger</w:t>
       </w:r>
     </w:p>
     <w:p>
@@ -225,29 +143,21 @@
     </w:p>
     <w:p>
       <w:r>
+        <w:t xml:space="preserve">1A.1 This Agreement is conditional upon the Client obtaining grid connection terms from EAC/DSO for the Site (“Connection Terms”) within twelve (12) months of the Effective Date (“Long-Stop Date”).</w:t>
+      </w:r>
+    </w:p>
+    <w:p>
+      <w:r>
         <w:rPr>
           <w:b w:val="0"/>
           <w:sz w:val="20"/>
         </w:rPr>
-        <w:t>1A.1 This Agreement is conditional upon the Client obtaining grid connection terms from EAC/DSO for the Site (“Connection Terms”) within [●] months of the Effective Date (“Long-Stop Date”).</w:t>
-      </w:r>
-    </w:p>
-    <w:p>
-      <w:r>
-        <w:rPr>
-          <w:b w:val="0"/>
-          <w:sz w:val="20"/>
-        </w:rPr>
         <w:t>1A.2 If Connection Terms are not obtained by the Long-Stop Date, either Party may terminate this Agreement by written notice without liability. The Contractor shall refund the advance payment within thirty (30) days, less reasonable and documented costs incurred.</w:t>
       </w:r>
     </w:p>
     <w:p>
       <w:r>
-        <w:rPr>
-          <w:b w:val="0"/>
-          <w:sz w:val="20"/>
-        </w:rPr>
-        <w:t>1A.3 The advance payment under Section 7.1(a) shall become due within seven (7) days of the later of: (i) the Effective Date; and (ii) receipt of Connection Terms.</w:t>
+        <w:t xml:space="preserve">1A.3 The advance payment under Section 7.1(a) shall become due within thirty (30) days of the later of: (i) the Effective Date; and (ii) receipt of Connection Terms.</w:t>
       </w:r>
     </w:p>
     <w:p>
@@ -1316,11 +1226,233 @@
     </w:p>
     <w:p>
       <w:r>
+        <w:t xml:space="preserve">6.1 Contract Price — Indicative and Confirmed
+(a) Indicative Contract Price: The Contract Price set out in Sections 6.2 and 6.3 is an Indicative Price based on Linyang Quotation LY202601271 (January 2026), exclusive of VAT. The Indicative Price is binding on the Contractor for the period between the Effective Date and the Confirmed Price Certificate Date (as defined below).
+(b) Confirmed Price Trigger: Within fourteen (14) days following the Client's receipt of Connection Terms (per Section 1A), the Contractor shall issue a Confirmed Price Certificate, fixing the final Contract Price to be applied to all subsequent payment milestones.
+(c) Adjustment Methodology: The Confirmed Price shall equal the Indicative Price, save where:
+  (i) the Linyang battery cell raw material reference index (reference: 155,000 CNY/tonne (Mysteel China battery-grade spot, January 2026 monthly average)) has moved by more than ten percent (10%); or
+  (ii) the EUR/CNY exchange rate (reference: 8.18 CNY per EUR (January 2026 average)) has moved by more than eight percent (8%); or
+  (iii) the equipment configuration in Schedule A is modified at the Client's request.
+(d) Adjustment Cap: Any upward adjustment to the Indicative Price shall not exceed five percent (5%) of the Indicative Contract Price. Where the calculated adjustment exceeds 5%, either Party may terminate this Agreement without penalty by written notice within fourteen (14) days of the Confirmed Price Certificate. Upon such termination, the Contractor shall refund any advance payments received within thirty (30) days, less reasonable and documented costs incurred prior to termination.
+(e) Pass-Through Limitation: The Contractor shall not pass through any cost increases that result from the Contractor's own delay or fault.
+(f) All milestone percentages in Section 7.1 are calculated on the Confirmed Contract Price (or, prior to issue of the Confirmed Price Certificate, on the Indicative Contract Price).</w:t>
+      </w:r>
+    </w:p>
+    <w:p>
+      <w:pPr>
+        <w:spacing w:before="200"/>
+      </w:pPr>
+      <w:r>
+        <w:t xml:space="preserve">6.2 Indicative Component A — Equipment Supply Price</w:t>
+      </w:r>
+    </w:p>
+    <w:p>
+      <w:r>
         <w:rPr>
           <w:b w:val="0"/>
           <w:sz w:val="20"/>
         </w:rPr>
-        <w:t>6.1 The total contract price (“Contract Price”) is the sum of Component A and Component B as set out in Sections 6.2 and 6.3, exclusive of VAT. All milestone percentages in Section 7.1 are calculated on the Contract Price exclusive of VAT. VAT shall be added to each invoice in accordance with Cyprus law.</w:t>
+        <w:t>EUR [●] (“Equipment Supply Price”), being the CIF Limassol value of BESS equipment supplied under this Agreement, comprising:</w:t>
+      </w:r>
+    </w:p>
+    <w:p>
+      <w:pPr>
+        <w:ind w:left="567"/>
+      </w:pPr>
+      <w:r>
+        <w:rPr>
+          <w:sz w:val="20"/>
+        </w:rPr>
+        <w:t>(a) Battery containers and modules;</w:t>
+      </w:r>
+    </w:p>
+    <w:p>
+      <w:pPr>
+        <w:ind w:left="567"/>
+      </w:pPr>
+      <w:r>
+        <w:rPr>
+          <w:sz w:val="20"/>
+        </w:rPr>
+        <w:t>(b) Power Conversion System (PCS);</w:t>
+      </w:r>
+    </w:p>
+    <w:p>
+      <w:pPr>
+        <w:ind w:left="567"/>
+      </w:pPr>
+      <w:r>
+        <w:rPr>
+          <w:sz w:val="20"/>
+        </w:rPr>
+        <w:t>(c) Medium Voltage Skid and switchgear;</w:t>
+      </w:r>
+    </w:p>
+    <w:p>
+      <w:pPr>
+        <w:ind w:left="567"/>
+      </w:pPr>
+      <w:r>
+        <w:rPr>
+          <w:sz w:val="20"/>
+        </w:rPr>
+        <w:t>(d) Main step-up transformer;</w:t>
+      </w:r>
+    </w:p>
+    <w:p>
+      <w:pPr>
+        <w:ind w:left="567"/>
+      </w:pPr>
+      <w:r>
+        <w:rPr>
+          <w:sz w:val="20"/>
+        </w:rPr>
+        <w:t>(e) Battery Management System (BMS) and thermal management;</w:t>
+      </w:r>
+    </w:p>
+    <w:p>
+      <w:pPr>
+        <w:ind w:left="567"/>
+      </w:pPr>
+      <w:r>
+        <w:rPr>
+          <w:sz w:val="20"/>
+        </w:rPr>
+        <w:t>(f) OEM-supplied cables, connectors, and ancillaries.</w:t>
+      </w:r>
+    </w:p>
+    <w:p>
+      <w:r>
+        <w:rPr>
+          <w:b w:val="0"/>
+          <w:sz w:val="20"/>
+        </w:rPr>
+        <w:t>The Advance Payment Guarantee (APG) under Section 10.9 is secured against the Component A Equipment Supply Price only.</w:t>
+      </w:r>
+    </w:p>
+    <w:p>
+      <w:pPr>
+        <w:spacing w:before="200"/>
+      </w:pPr>
+      <w:r>
+        <w:t xml:space="preserve">6.3 Indicative Component B — EPC Services Price</w:t>
+      </w:r>
+    </w:p>
+    <w:p>
+      <w:r>
+        <w:rPr>
+          <w:b w:val="0"/>
+          <w:sz w:val="20"/>
+        </w:rPr>
+        <w:t>EUR [●] (“EPC Services Price”), being the cost of EPC services under this Agreement, comprising:</w:t>
+      </w:r>
+    </w:p>
+    <w:p>
+      <w:pPr>
+        <w:ind w:left="567"/>
+      </w:pPr>
+      <w:r>
+        <w:rPr>
+          <w:sz w:val="20"/>
+        </w:rPr>
+        <w:t>(a) International logistics, import duties, customs clearance, and port-to-site transport;</w:t>
+      </w:r>
+    </w:p>
+    <w:p>
+      <w:pPr>
+        <w:ind w:left="567"/>
+      </w:pPr>
+      <w:r>
+        <w:rPr>
+          <w:sz w:val="20"/>
+        </w:rPr>
+        <w:t>(b) Civil works, foundations, fencing, and site preparation;</w:t>
+      </w:r>
+    </w:p>
+    <w:p>
+      <w:pPr>
+        <w:ind w:left="567"/>
+      </w:pPr>
+      <w:r>
+        <w:rPr>
+          <w:sz w:val="20"/>
+        </w:rPr>
+        <w:t>(c) AC/DC cabling, grounding, and auxiliary electrical systems;</w:t>
+      </w:r>
+    </w:p>
+    <w:p>
+      <w:pPr>
+        <w:ind w:left="567"/>
+      </w:pPr>
+      <w:r>
+        <w:rPr>
+          <w:sz w:val="20"/>
+        </w:rPr>
+        <w:t>(d) Installation coordination and commissioning support;</w:t>
+      </w:r>
+    </w:p>
+    <w:p>
+      <w:pPr>
+        <w:ind w:left="567"/>
+      </w:pPr>
+      <w:r>
+        <w:rPr>
+          <w:sz w:val="20"/>
+        </w:rPr>
+        <w:t>(e) SCADA integration and grid compliance;</w:t>
+      </w:r>
+    </w:p>
+    <w:p>
+      <w:pPr>
+        <w:ind w:left="567"/>
+      </w:pPr>
+      <w:r>
+        <w:rPr>
+          <w:sz w:val="20"/>
+        </w:rPr>
+        <w:t>(f) Authority liaison, EAC submissions, and project management;</w:t>
+      </w:r>
+    </w:p>
+    <w:p>
+      <w:pPr>
+        <w:ind w:left="567"/>
+      </w:pPr>
+      <w:r>
+        <w:rPr>
+          <w:sz w:val="20"/>
+        </w:rPr>
+        <w:t>(g) Documentation and handover.</w:t>
+      </w:r>
+    </w:p>
+    <w:p>
+      <w:r>
+        <w:rPr>
+          <w:b w:val="0"/>
+          <w:sz w:val="20"/>
+        </w:rPr>
+        <w:t>No APG is required against the Component B EPC Services Price, which is earned progressively against services performed.</w:t>
+      </w:r>
+    </w:p>
+    <w:p>
+      <w:r>
+        <w:rPr>
+          <w:b w:val="0"/>
+          <w:sz w:val="20"/>
+        </w:rPr>
+        <w:t>6.4 The Contract Price is based on current technical, regulatory, customs, and tax conditions. Material changes in scope, regulations, or law occurring after the Effective Date entitle the Parties to agree a variation by written change order.</w:t>
+      </w:r>
+    </w:p>
+    <w:p>
+      <w:pPr>
+        <w:spacing w:before="320"/>
+      </w:pPr>
+      <w:r>
+        <w:rPr>
+          <w:b/>
+          <w:color w:val="1A365D"/>
+          <w:sz w:val="24"/>
+        </w:rPr>
+        <w:t>7. PAYMENT TERMS</w:t>
       </w:r>
     </w:p>
     <w:p>
@@ -1333,7 +1465,7 @@
           <w:color w:val="1A365D"/>
           <w:sz w:val="21"/>
         </w:rPr>
-        <w:t>6.2 Component A — Equipment Supply Price</w:t>
+        <w:t>7.1 Payment Milestones</w:t>
       </w:r>
     </w:p>
     <w:p>
@@ -1342,73 +1474,7 @@
           <w:b w:val="0"/>
           <w:sz w:val="20"/>
         </w:rPr>
-        <w:t>EUR [●] (“Equipment Supply Price”), being the CIF Limassol value of BESS equipment supplied under this Agreement, comprising:</w:t>
-      </w:r>
-    </w:p>
-    <w:p>
-      <w:pPr>
-        <w:ind w:left="567"/>
-      </w:pPr>
-      <w:r>
-        <w:rPr>
-          <w:sz w:val="20"/>
-        </w:rPr>
-        <w:t>(a) Battery containers and modules;</w:t>
-      </w:r>
-    </w:p>
-    <w:p>
-      <w:pPr>
-        <w:ind w:left="567"/>
-      </w:pPr>
-      <w:r>
-        <w:rPr>
-          <w:sz w:val="20"/>
-        </w:rPr>
-        <w:t>(b) Power Conversion System (PCS);</w:t>
-      </w:r>
-    </w:p>
-    <w:p>
-      <w:pPr>
-        <w:ind w:left="567"/>
-      </w:pPr>
-      <w:r>
-        <w:rPr>
-          <w:sz w:val="20"/>
-        </w:rPr>
-        <w:t>(c) Medium Voltage Skid and switchgear;</w:t>
-      </w:r>
-    </w:p>
-    <w:p>
-      <w:pPr>
-        <w:ind w:left="567"/>
-      </w:pPr>
-      <w:r>
-        <w:rPr>
-          <w:sz w:val="20"/>
-        </w:rPr>
-        <w:t>(d) Main step-up transformer;</w:t>
-      </w:r>
-    </w:p>
-    <w:p>
-      <w:pPr>
-        <w:ind w:left="567"/>
-      </w:pPr>
-      <w:r>
-        <w:rPr>
-          <w:sz w:val="20"/>
-        </w:rPr>
-        <w:t>(e) Battery Management System (BMS) and thermal management;</w:t>
-      </w:r>
-    </w:p>
-    <w:p>
-      <w:pPr>
-        <w:ind w:left="567"/>
-      </w:pPr>
-      <w:r>
-        <w:rPr>
-          <w:sz w:val="20"/>
-        </w:rPr>
-        <w:t>(f) OEM-supplied cables, connectors, and ancillaries.</w:t>
+        <w:t>Payments shall be made by bank transfer as follows:</w:t>
       </w:r>
     </w:p>
     <w:p>
@@ -1417,7 +1483,52 @@
           <w:b w:val="0"/>
           <w:sz w:val="20"/>
         </w:rPr>
-        <w:t>The Advance Payment Guarantee (APG) under Section 10.9 is secured against the Component A Equipment Supply Price only.</w:t>
+        <w:t>(a) 30% advance payment within seven (7) days of the payment trigger under Section 1A.3;</w:t>
+      </w:r>
+    </w:p>
+    <w:p>
+      <w:r>
+        <w:rPr>
+          <w:b w:val="0"/>
+          <w:sz w:val="20"/>
+        </w:rPr>
+        <w:t>(b) 55% payment prior to shipment of BESS equipment, upon Contractor’s written confirmation of successful Factory Acceptance Testing (FAT) and photographic evidence of readiness;</w:t>
+      </w:r>
+    </w:p>
+    <w:p>
+      <w:r>
+        <w:rPr>
+          <w:b w:val="0"/>
+          <w:sz w:val="20"/>
+        </w:rPr>
+        <w:t>(c) 10% payment upon issuance of PAC;</w:t>
+      </w:r>
+    </w:p>
+    <w:p>
+      <w:r>
+        <w:rPr>
+          <w:b w:val="0"/>
+          <w:sz w:val="20"/>
+        </w:rPr>
+        <w:t>(d) 5% Retention released at the end of the Defects Liability Period (three (3) months after PAC), subject to Section 7.4.</w:t>
+      </w:r>
+    </w:p>
+    <w:p>
+      <w:r>
+        <w:rPr>
+          <w:b w:val="0"/>
+          <w:sz w:val="20"/>
+        </w:rPr>
+        <w:t>7.2 Payments exclusive of VAT.</w:t>
+      </w:r>
+    </w:p>
+    <w:p>
+      <w:r>
+        <w:rPr>
+          <w:b w:val="0"/>
+          <w:sz w:val="20"/>
+        </w:rPr>
+        <w:t>7.3 Late payments: Contractor may suspend on seven (7) days’ notice. Interest per Section 5A.4(b)(i).</w:t>
       </w:r>
     </w:p>
     <w:p>
@@ -1430,7 +1541,7 @@
           <w:color w:val="1A365D"/>
           <w:sz w:val="21"/>
         </w:rPr>
-        <w:t>6.3 Component B — EPC Services Price</w:t>
+        <w:t>7.4 Retention</w:t>
       </w:r>
     </w:p>
     <w:p>
@@ -1439,84 +1550,7 @@
           <w:b w:val="0"/>
           <w:sz w:val="20"/>
         </w:rPr>
-        <w:t>EUR [●] (“EPC Services Price”), being the cost of EPC services under this Agreement, comprising:</w:t>
-      </w:r>
-    </w:p>
-    <w:p>
-      <w:pPr>
-        <w:ind w:left="567"/>
-      </w:pPr>
-      <w:r>
-        <w:rPr>
-          <w:sz w:val="20"/>
-        </w:rPr>
-        <w:t>(a) International logistics, import duties, customs clearance, and port-to-site transport;</w:t>
-      </w:r>
-    </w:p>
-    <w:p>
-      <w:pPr>
-        <w:ind w:left="567"/>
-      </w:pPr>
-      <w:r>
-        <w:rPr>
-          <w:sz w:val="20"/>
-        </w:rPr>
-        <w:t>(b) Civil works, foundations, fencing, and site preparation;</w:t>
-      </w:r>
-    </w:p>
-    <w:p>
-      <w:pPr>
-        <w:ind w:left="567"/>
-      </w:pPr>
-      <w:r>
-        <w:rPr>
-          <w:sz w:val="20"/>
-        </w:rPr>
-        <w:t>(c) AC/DC cabling, grounding, and auxiliary electrical systems;</w:t>
-      </w:r>
-    </w:p>
-    <w:p>
-      <w:pPr>
-        <w:ind w:left="567"/>
-      </w:pPr>
-      <w:r>
-        <w:rPr>
-          <w:sz w:val="20"/>
-        </w:rPr>
-        <w:t>(d) Installation coordination and commissioning support;</w:t>
-      </w:r>
-    </w:p>
-    <w:p>
-      <w:pPr>
-        <w:ind w:left="567"/>
-      </w:pPr>
-      <w:r>
-        <w:rPr>
-          <w:sz w:val="20"/>
-        </w:rPr>
-        <w:t>(e) SCADA integration and grid compliance;</w:t>
-      </w:r>
-    </w:p>
-    <w:p>
-      <w:pPr>
-        <w:ind w:left="567"/>
-      </w:pPr>
-      <w:r>
-        <w:rPr>
-          <w:sz w:val="20"/>
-        </w:rPr>
-        <w:t>(f) Authority liaison, EAC submissions, and project management;</w:t>
-      </w:r>
-    </w:p>
-    <w:p>
-      <w:pPr>
-        <w:ind w:left="567"/>
-      </w:pPr>
-      <w:r>
-        <w:rPr>
-          <w:sz w:val="20"/>
-        </w:rPr>
-        <w:t>(g) Documentation and handover.</w:t>
+        <w:t>(a) The Client shall retain five percent (5%) of the Contract Price (“Retention”) as security for defect rectification during the Defects Liability Period.</w:t>
       </w:r>
     </w:p>
     <w:p>
@@ -1525,7 +1559,7 @@
           <w:b w:val="0"/>
           <w:sz w:val="20"/>
         </w:rPr>
-        <w:t>No APG is required against the Component B EPC Services Price, which is earned progressively against services performed.</w:t>
+        <w:t>(b) Retention shall be released within thirty (30) days of the end of the Defects Liability Period (three (3) months after PAC).</w:t>
       </w:r>
     </w:p>
     <w:p>
@@ -1534,7 +1568,74 @@
           <w:b w:val="0"/>
           <w:sz w:val="20"/>
         </w:rPr>
-        <w:t>6.4 The Contract Price is based on current technical, regulatory, customs, and tax conditions. Material changes in scope, regulations, or law occurring after the Effective Date entitle the Parties to agree a variation by written change order.</w:t>
+        <w:t>(c) Where punch-list items remain outstanding at the end of the Defects Liability Period, the Client may deduct from the Retention only the reasonable and documented cost of completing or procuring completion of those outstanding items. All other amounts shall be released.</w:t>
+      </w:r>
+    </w:p>
+    <w:p>
+      <w:r>
+        <w:rPr>
+          <w:b w:val="0"/>
+          <w:sz w:val="20"/>
+        </w:rPr>
+        <w:t>(d) The Client shall not withhold, set off, or deduct from the Retention any amounts other than those directly attributable to punch-list items the Contractor has failed to rectify after written notice.</w:t>
+      </w:r>
+    </w:p>
+    <w:p>
+      <w:pPr>
+        <w:spacing w:before="200"/>
+      </w:pPr>
+      <w:r>
+        <w:rPr>
+          <w:b/>
+          <w:color w:val="1A365D"/>
+          <w:sz w:val="21"/>
+        </w:rPr>
+        <w:t>7.5 TITLE AND RISK TRANSFER</w:t>
+      </w:r>
+    </w:p>
+    <w:p>
+      <w:r>
+        <w:rPr>
+          <w:b w:val="0"/>
+          <w:sz w:val="20"/>
+        </w:rPr>
+        <w:t>(a) Risk passes to Client upon delivery to Site and unloading.</w:t>
+      </w:r>
+    </w:p>
+    <w:p>
+      <w:r>
+        <w:rPr>
+          <w:b/>
+          <w:sz w:val="20"/>
+        </w:rPr>
+        <w:t>(b) Title (ownership) passes to the Client upon issuance of PAC and receipt of the PAC payment under Section 7.1(c). The Retention does not defer title.</w:t>
+      </w:r>
+    </w:p>
+    <w:p>
+      <w:r>
+        <w:rPr>
+          <w:b w:val="0"/>
+          <w:sz w:val="20"/>
+        </w:rPr>
+        <w:t>(c) Defects Liability: The Contractor undertakes to rectify all defects notified during the Defects Liability Period at its own cost. This obligation is the consideration for the Retention.</w:t>
+      </w:r>
+    </w:p>
+    <w:p>
+      <w:r>
+        <w:rPr>
+          <w:b w:val="0"/>
+          <w:sz w:val="20"/>
+        </w:rPr>
+        <w:t>(d) Lender Security: Upon title transfer, the Client may grant security interests, charges, or pledges over the Equipment to lenders without the Contractor’s consent.</w:t>
+      </w:r>
+    </w:p>
+    <w:p>
+      <w:r>
+        <w:rPr>
+          <w:b w:val="0"/>
+          <w:sz w:val="20"/>
+        </w:rPr>
+        <w:t>(e) Early Title for Lenders: If the Client’s project finance lender requires title to pass at an earlier stage (such as at equipment delivery or FAT), the Parties shall negotiate an alternative security or title transfer arrangement in good faith, provided it does not materially increase the Contractor’s financial exposure.</w:t>
       </w:r>
     </w:p>
     <w:p>
@@ -1547,7 +1648,34 @@
           <w:color w:val="1A365D"/>
           <w:sz w:val="24"/>
         </w:rPr>
-        <w:t>7. PAYMENT TERMS</w:t>
+        <w:t>8. DELIVERY AND INSTALLATION</w:t>
+      </w:r>
+    </w:p>
+    <w:p>
+      <w:r>
+        <w:rPr>
+          <w:b w:val="0"/>
+          <w:sz w:val="20"/>
+        </w:rPr>
+        <w:t>8.1 Equipment supply CIF Limassol, Cyprus (Incoterms® 2020).</w:t>
+      </w:r>
+    </w:p>
+    <w:p>
+      <w:r>
+        <w:rPr>
+          <w:b w:val="0"/>
+          <w:sz w:val="20"/>
+        </w:rPr>
+        <w:t>8.2 Installation commences upon site readiness and delivery.</w:t>
+      </w:r>
+    </w:p>
+    <w:p>
+      <w:r>
+        <w:rPr>
+          <w:b w:val="0"/>
+          <w:sz w:val="20"/>
+        </w:rPr>
+        <w:t>8.3 Typical installation period: 4–6 weeks.</w:t>
       </w:r>
     </w:p>
     <w:p>
@@ -1560,70 +1688,7 @@
           <w:color w:val="1A365D"/>
           <w:sz w:val="21"/>
         </w:rPr>
-        <w:t>7.1 Payment Milestones</w:t>
-      </w:r>
-    </w:p>
-    <w:p>
-      <w:r>
-        <w:rPr>
-          <w:b w:val="0"/>
-          <w:sz w:val="20"/>
-        </w:rPr>
-        <w:t>Payments shall be made by bank transfer as follows:</w:t>
-      </w:r>
-    </w:p>
-    <w:p>
-      <w:r>
-        <w:rPr>
-          <w:b w:val="0"/>
-          <w:sz w:val="20"/>
-        </w:rPr>
-        <w:t>(a) 30% advance payment within seven (7) days of the payment trigger under Section 1A.3;</w:t>
-      </w:r>
-    </w:p>
-    <w:p>
-      <w:r>
-        <w:rPr>
-          <w:b w:val="0"/>
-          <w:sz w:val="20"/>
-        </w:rPr>
-        <w:t>(b) 55% payment prior to shipment of BESS equipment, upon Contractor’s written confirmation of successful Factory Acceptance Testing (FAT) and photographic evidence of readiness;</w:t>
-      </w:r>
-    </w:p>
-    <w:p>
-      <w:r>
-        <w:rPr>
-          <w:b w:val="0"/>
-          <w:sz w:val="20"/>
-        </w:rPr>
-        <w:t>(c) 10% payment upon issuance of PAC;</w:t>
-      </w:r>
-    </w:p>
-    <w:p>
-      <w:r>
-        <w:rPr>
-          <w:b w:val="0"/>
-          <w:sz w:val="20"/>
-        </w:rPr>
-        <w:t>(d) 5% Retention released at the end of the Defects Liability Period (three (3) months after PAC), subject to Section 7.4.</w:t>
-      </w:r>
-    </w:p>
-    <w:p>
-      <w:r>
-        <w:rPr>
-          <w:b w:val="0"/>
-          <w:sz w:val="20"/>
-        </w:rPr>
-        <w:t>7.2 Payments exclusive of VAT.</w:t>
-      </w:r>
-    </w:p>
-    <w:p>
-      <w:r>
-        <w:rPr>
-          <w:b w:val="0"/>
-          <w:sz w:val="20"/>
-        </w:rPr>
-        <w:t>7.3 Late payments: Contractor may suspend on seven (7) days’ notice. Interest per Section 5A.4(b)(i).</w:t>
+        <w:t>8.4 Delay Liquidated Damages</w:t>
       </w:r>
     </w:p>
     <w:p>
@@ -1636,7 +1701,7 @@
           <w:color w:val="1A365D"/>
           <w:sz w:val="21"/>
         </w:rPr>
-        <w:t>7.4 Retention</w:t>
+        <w:t>8.4.1 Definitions</w:t>
       </w:r>
     </w:p>
     <w:p>
@@ -1645,7 +1710,7 @@
           <w:b w:val="0"/>
           <w:sz w:val="20"/>
         </w:rPr>
-        <w:t>(a) The Client shall retain five percent (5%) of the Contract Price (“Retention”) as security for defect rectification during the Defects Liability Period.</w:t>
+        <w:t>(a) "Target PAC Date" — agreed PAC date per Schedule A.</w:t>
       </w:r>
     </w:p>
     <w:p>
@@ -1654,7 +1719,7 @@
           <w:b w:val="0"/>
           <w:sz w:val="20"/>
         </w:rPr>
-        <w:t>(b) Retention shall be released within thirty (30) days of the end of the Defects Liability Period (three (3) months after PAC).</w:t>
+        <w:t>(b) "Critical Path Equipment" — PCS, MV switchgear/skid, main step-up transformer. Delay = Full Park Delay.</w:t>
       </w:r>
     </w:p>
     <w:p>
@@ -1663,7 +1728,7 @@
           <w:b w:val="0"/>
           <w:sz w:val="20"/>
         </w:rPr>
-        <w:t>(c) Where punch-list items remain outstanding at the end of the Defects Liability Period, the Client may deduct from the Retention only the reasonable and documented cost of completing or procuring completion of those outstanding items. All other amounts shall be released.</w:t>
+        <w:t>(c) "Non-Critical Path Equipment" — individual battery containers where PCS/MV can commission remaining units. Delay = Partial Delay.</w:t>
       </w:r>
     </w:p>
     <w:p>
@@ -1672,7 +1737,33 @@
           <w:b w:val="0"/>
           <w:sz w:val="20"/>
         </w:rPr>
-        <w:t>(d) The Client shall not withhold, set off, or deduct from the Retention any amounts other than those directly attributable to punch-list items the Contractor has failed to rectify after written notice.</w:t>
+        <w:t>(d) "Full Park Delay" — no portion of Park can commission.</w:t>
+      </w:r>
+    </w:p>
+    <w:p>
+      <w:r>
+        <w:rPr>
+          <w:b w:val="0"/>
+          <w:sz w:val="20"/>
+        </w:rPr>
+        <w:t>(e) "Partial Delay" — reduced capacity commissioning possible.</w:t>
+      </w:r>
+    </w:p>
+    <w:p>
+      <w:r>
+        <w:rPr>
+          <w:b w:val="0"/>
+          <w:sz w:val="20"/>
+        </w:rPr>
+        <w:t>(f) "Affected Capacity" — delayed MWh as % of total MWh.</w:t>
+      </w:r>
+    </w:p>
+    <w:p>
+      <w:r>
+        <w:t xml:space="preserve">(g) "LD Value" — Calculated separately by delay type:
+  (i) Equipment Delivery Delay (delivery of equipment to Site delayed): Confirmed Component A Equipment Supply Price for Full Park; or Confirmed Component A Equipment Supply Price × Affected Capacity % for Partial Delay.
+  (ii) EPC Commissioning Delay (PAC not achieved after equipment delivered to Site for reasons within the Contractor's reasonable control): Confirmed Component B EPC Services Price for Full Park; or Confirmed Component B EPC Services Price × Affected Capacity % for Partial Delay.
+The combined Delay LDs across both categories shall not exceed the cap in Section 8.4.4.</w:t>
       </w:r>
     </w:p>
     <w:p>
@@ -1685,7 +1776,7 @@
           <w:color w:val="1A365D"/>
           <w:sz w:val="21"/>
         </w:rPr>
-        <w:t>7.5 TITLE AND RISK TRANSFER</w:t>
+        <w:t>8.4.2 Obligation</w:t>
       </w:r>
     </w:p>
     <w:p>
@@ -1694,16 +1785,20 @@
           <w:b w:val="0"/>
           <w:sz w:val="20"/>
         </w:rPr>
-        <w:t>(a) Risk passes to Client upon delivery to Site and unloading.</w:t>
-      </w:r>
-    </w:p>
-    <w:p>
+        <w:t>Contractor shall achieve PAC by Target PAC Date.</w:t>
+      </w:r>
+    </w:p>
+    <w:p>
+      <w:pPr>
+        <w:spacing w:before="200"/>
+      </w:pPr>
       <w:r>
         <w:rPr>
           <w:b/>
-          <w:sz w:val="20"/>
-        </w:rPr>
-        <w:t>(b) Title (ownership) passes to the Client upon issuance of PAC and receipt of the PAC payment under Section 7.1(c). The Retention does not defer title.</w:t>
+          <w:color w:val="1A365D"/>
+          <w:sz w:val="21"/>
+        </w:rPr>
+        <w:t>8.4.3 Calculation</w:t>
       </w:r>
     </w:p>
     <w:p>
@@ -1712,7 +1807,40 @@
           <w:b w:val="0"/>
           <w:sz w:val="20"/>
         </w:rPr>
-        <w:t>(c) Defects Liability: The Contractor undertakes to rectify all defects notified during the Defects Liability Period at its own cost. This obligation is the consideration for the Retention.</w:t>
+        <w:t>(a) Delay LDs on LD Value:</w:t>
+      </w:r>
+    </w:p>
+    <w:p>
+      <w:pPr>
+        <w:ind w:left="850"/>
+      </w:pPr>
+      <w:r>
+        <w:rPr>
+          <w:sz w:val="20"/>
+        </w:rPr>
+        <w:t>(i) Days 1–30: 0.1% per calendar day;</w:t>
+      </w:r>
+    </w:p>
+    <w:p>
+      <w:pPr>
+        <w:ind w:left="850"/>
+      </w:pPr>
+      <w:r>
+        <w:rPr>
+          <w:sz w:val="20"/>
+        </w:rPr>
+        <w:t>(ii) Days 31–60: 0.15% per calendar day;</w:t>
+      </w:r>
+    </w:p>
+    <w:p>
+      <w:pPr>
+        <w:ind w:left="850"/>
+      </w:pPr>
+      <w:r>
+        <w:rPr>
+          <w:sz w:val="20"/>
+        </w:rPr>
+        <w:t>(iii) Day 61+: 0.2% per calendar day.</w:t>
       </w:r>
     </w:p>
     <w:p>
@@ -1721,7 +1849,20 @@
           <w:b w:val="0"/>
           <w:sz w:val="20"/>
         </w:rPr>
-        <w:t>(d) Lender Security: Upon title transfer, the Client may grant security interests, charges, or pledges over the Equipment to lenders without the Contractor’s consent.</w:t>
+        <w:t>(b) Full Park: LDs on entire Contract Price. Partial: LDs on proportional value only. Escalation: recalculates if Partial becomes Full. See Schedule B for worked examples.</w:t>
+      </w:r>
+    </w:p>
+    <w:p>
+      <w:pPr>
+        <w:spacing w:before="200"/>
+      </w:pPr>
+      <w:r>
+        <w:rPr>
+          <w:b/>
+          <w:color w:val="1A365D"/>
+          <w:sz w:val="21"/>
+        </w:rPr>
+        <w:t>8.4.4 Cap</w:t>
       </w:r>
     </w:p>
     <w:p>
@@ -1730,7 +1871,117 @@
           <w:b w:val="0"/>
           <w:sz w:val="20"/>
         </w:rPr>
-        <w:t>(e) Early Title for Lenders: If the Client’s project finance lender requires title to pass at an earlier stage (such as at equipment delivery or FAT), the Parties shall negotiate an alternative security or title transfer arrangement in good faith, provided it does not materially increase the Contractor’s financial exposure.</w:t>
+        <w:t>Maximum aggregate Delay LDs per Park shall not exceed ten percent (10%) of the Contract Price. This cap and the termination right in Section 8.4.5 are the primary remedies for delay and together provide adequate protection.</w:t>
+      </w:r>
+    </w:p>
+    <w:p>
+      <w:pPr>
+        <w:spacing w:before="200"/>
+      </w:pPr>
+      <w:r>
+        <w:rPr>
+          <w:b/>
+          <w:color w:val="1A365D"/>
+          <w:sz w:val="21"/>
+        </w:rPr>
+        <w:t>8.4.5 Termination for Prolonged Delay</w:t>
+      </w:r>
+    </w:p>
+    <w:p>
+      <w:r>
+        <w:rPr>
+          <w:b w:val="0"/>
+          <w:sz w:val="20"/>
+        </w:rPr>
+        <w:t>If PAC is not achieved within one hundred and eighty (180) days of the Target PAC Date, the Client may terminate this Agreement upon written notice. Upon such termination:</w:t>
+      </w:r>
+    </w:p>
+    <w:p>
+      <w:pPr>
+        <w:ind w:left="567"/>
+      </w:pPr>
+      <w:r>
+        <w:rPr>
+          <w:sz w:val="20"/>
+        </w:rPr>
+        <w:t>(a) The Contractor shall retain from payments received an amount equal to the value of works completed and materials delivered to Site;</w:t>
+      </w:r>
+    </w:p>
+    <w:p>
+      <w:pPr>
+        <w:ind w:left="567"/>
+      </w:pPr>
+      <w:r>
+        <w:rPr>
+          <w:sz w:val="20"/>
+        </w:rPr>
+        <w:t>(b) Valuation shall be agreed between the Parties within fourteen (14) days. If not agreed, an independent quantity surveyor shall determine the value within thirty (30) additional days, applying a pro-rata assessment of completed works against the project programme;</w:t>
+      </w:r>
+    </w:p>
+    <w:p>
+      <w:pPr>
+        <w:ind w:left="567"/>
+      </w:pPr>
+      <w:r>
+        <w:rPr>
+          <w:sz w:val="20"/>
+        </w:rPr>
+        <w:t>(c) All amounts received in excess of the determined value shall be refunded to the Client within thirty (30) days of the valuation determination;</w:t>
+      </w:r>
+    </w:p>
+    <w:p>
+      <w:pPr>
+        <w:ind w:left="567"/>
+      </w:pPr>
+      <w:r>
+        <w:rPr>
+          <w:sz w:val="20"/>
+        </w:rPr>
+        <w:t>(d) Deductions shall be limited to actual and documented costs of works completed and materials delivered, evidenced by delivery records and progress reports.</w:t>
+      </w:r>
+    </w:p>
+    <w:p>
+      <w:pPr>
+        <w:spacing w:before="200"/>
+      </w:pPr>
+      <w:r>
+        <w:t xml:space="preserve">8.4.6 Exclusions; (vii) Upstream Force Majeure declared by the OEM and notified to the Client per Section 8.4.7A.</w:t>
+      </w:r>
+    </w:p>
+    <w:p>
+      <w:r>
+        <w:t xml:space="preserve">8.4.7A Upstream Force Majeure (OEM Flow-Through). Where the OEM has formally notified the Contractor in writing of a Force Majeure event under the upstream supply contract, and such event directly causes a delay in delivery of equipment to Site, the Contractor may declare the same event as Force Majeure under this Agreement, provided the Contractor gives written notice to the Client within seven (7) Business Days of receiving the OEM's notification, including a copy of the OEM's Force Majeure notice. The Target PAC Date shall extend for the same duration as the OEM's Force Majeure period. No Delay LDs shall accrue during the Upstream Force Majeure period.</w:t>
+      </w:r>
+    </w:p>
+    <w:p>
+      <w:r>
+        <w:rPr>
+          <w:b w:val="0"/>
+          <w:sz w:val="20"/>
+        </w:rPr>
+        <w:t>LDs not applicable for: (i) Force Majeure; (ii) Client-caused delays; (iii) grid authority delays; (iv) Client change orders; (v) customs delays with timely shipment proved; (vi) Client’s late confirmation of technical agreements or drawings.</w:t>
+      </w:r>
+    </w:p>
+    <w:p>
+      <w:pPr>
+        <w:spacing w:before="200"/>
+      </w:pPr>
+      <w:r>
+        <w:rPr>
+          <w:b/>
+          <w:color w:val="1A365D"/>
+          <w:sz w:val="21"/>
+        </w:rPr>
+        <w:t>8.4.7 Extension of Time</w:t>
+      </w:r>
+    </w:p>
+    <w:p>
+      <w:r>
+        <w:rPr>
+          <w:b w:val="0"/>
+          <w:sz w:val="20"/>
+        </w:rPr>
+        <w:t>Target PAC Date extends day-for-day. Contractor notifies within seven (7) Business Days.</w:t>
       </w:r>
     </w:p>
     <w:p>
@@ -1743,34 +1994,7 @@
           <w:color w:val="1A365D"/>
           <w:sz w:val="24"/>
         </w:rPr>
-        <w:t>8. DELIVERY AND INSTALLATION</w:t>
-      </w:r>
-    </w:p>
-    <w:p>
-      <w:r>
-        <w:rPr>
-          <w:b w:val="0"/>
-          <w:sz w:val="20"/>
-        </w:rPr>
-        <w:t>8.1 Equipment supply CIF Limassol, Cyprus (Incoterms® 2020).</w:t>
-      </w:r>
-    </w:p>
-    <w:p>
-      <w:r>
-        <w:rPr>
-          <w:b w:val="0"/>
-          <w:sz w:val="20"/>
-        </w:rPr>
-        <w:t>8.2 Installation commences upon site readiness and delivery.</w:t>
-      </w:r>
-    </w:p>
-    <w:p>
-      <w:r>
-        <w:rPr>
-          <w:b w:val="0"/>
-          <w:sz w:val="20"/>
-        </w:rPr>
-        <w:t>8.3 Typical installation period: 4–6 weeks.</w:t>
+        <w:t>9. ACCEPTANCE</w:t>
       </w:r>
     </w:p>
     <w:p>
@@ -1783,7 +2007,71 @@
           <w:color w:val="1A365D"/>
           <w:sz w:val="21"/>
         </w:rPr>
-        <w:t>8.4 Delay Liquidated Damages</w:t>
+        <w:t>9.1 Provisional Acceptance (PAC)</w:t>
+      </w:r>
+    </w:p>
+    <w:p>
+      <w:r>
+        <w:rPr>
+          <w:b w:val="0"/>
+          <w:sz w:val="20"/>
+        </w:rPr>
+        <w:t>PAC shall be issued when the following criteria are met:</w:t>
+      </w:r>
+    </w:p>
+    <w:p>
+      <w:pPr>
+        <w:ind w:left="567"/>
+      </w:pPr>
+      <w:r>
+        <w:rPr>
+          <w:sz w:val="20"/>
+        </w:rPr>
+        <w:t>(a) The BESS operates at not less than 95% of rated energy capacity;</w:t>
+      </w:r>
+    </w:p>
+    <w:p>
+      <w:pPr>
+        <w:ind w:left="567"/>
+      </w:pPr>
+      <w:r>
+        <w:rPr>
+          <w:sz w:val="20"/>
+        </w:rPr>
+        <w:t>(b) Round-Trip Efficiency is not less than 84% under site conditions. For the avoidance of doubt, 84% is the hard floor for PAC; this threshold already incorporates a field tolerance adjustment from the OEM reference RTE of 86.32% and no further deduction applies;</w:t>
+      </w:r>
+    </w:p>
+    <w:p>
+      <w:pPr>
+        <w:ind w:left="567"/>
+      </w:pPr>
+      <w:r>
+        <w:rPr>
+          <w:sz w:val="20"/>
+        </w:rPr>
+        <w:t>(c) BMS/SCADA communications verified and operational;</w:t>
+      </w:r>
+    </w:p>
+    <w:p>
+      <w:pPr>
+        <w:ind w:left="567"/>
+      </w:pPr>
+      <w:r>
+        <w:rPr>
+          <w:sz w:val="20"/>
+        </w:rPr>
+        <w:t>(d) All safety and protection systems functional and tested;</w:t>
+      </w:r>
+    </w:p>
+    <w:p>
+      <w:pPr>
+        <w:ind w:left="567"/>
+      </w:pPr>
+      <w:r>
+        <w:rPr>
+          <w:sz w:val="20"/>
+        </w:rPr>
+        <w:t>(e) All mandatory commissioning tests per Schedule A passed.</w:t>
       </w:r>
     </w:p>
     <w:p>
@@ -1796,7 +2084,7 @@
           <w:color w:val="1A365D"/>
           <w:sz w:val="21"/>
         </w:rPr>
-        <w:t>8.4.1 Definitions</w:t>
+        <w:t>9.2 Defects Liability Period</w:t>
       </w:r>
     </w:p>
     <w:p>
@@ -1805,7 +2093,40 @@
           <w:b w:val="0"/>
           <w:sz w:val="20"/>
         </w:rPr>
-        <w:t>(a) "Target PAC Date" — agreed PAC date per Schedule A.</w:t>
+        <w:t>Following PAC, the Defects Liability Period of three (3) months commences. During this period:</w:t>
+      </w:r>
+    </w:p>
+    <w:p>
+      <w:pPr>
+        <w:ind w:left="567"/>
+      </w:pPr>
+      <w:r>
+        <w:rPr>
+          <w:sz w:val="20"/>
+        </w:rPr>
+        <w:t>(a) The Contractor shall remedy all defects notified by the Client promptly and at no cost;</w:t>
+      </w:r>
+    </w:p>
+    <w:p>
+      <w:pPr>
+        <w:ind w:left="567"/>
+      </w:pPr>
+      <w:r>
+        <w:rPr>
+          <w:sz w:val="20"/>
+        </w:rPr>
+        <w:t>(b) Minor defects that do not materially affect system operation shall be recorded on a punch list and remedied within the Defects Liability Period;</w:t>
+      </w:r>
+    </w:p>
+    <w:p>
+      <w:pPr>
+        <w:ind w:left="567"/>
+      </w:pPr>
+      <w:r>
+        <w:rPr>
+          <w:sz w:val="20"/>
+        </w:rPr>
+        <w:t>(c) At the end of the Defects Liability Period, the Retention is released per Section 7.4.</w:t>
       </w:r>
     </w:p>
     <w:p>
@@ -1814,52 +2135,20 @@
           <w:b w:val="0"/>
           <w:sz w:val="20"/>
         </w:rPr>
-        <w:t>(b) "Critical Path Equipment" — PCS, MV switchgear/skid, main step-up transformer. Delay = Full Park Delay.</w:t>
-      </w:r>
-    </w:p>
-    <w:p>
-      <w:r>
-        <w:rPr>
-          <w:b w:val="0"/>
-          <w:sz w:val="20"/>
-        </w:rPr>
-        <w:t>(c) "Non-Critical Path Equipment" — individual battery containers where PCS/MV can commission remaining units. Delay = Partial Delay.</w:t>
-      </w:r>
-    </w:p>
-    <w:p>
-      <w:r>
-        <w:rPr>
-          <w:b w:val="0"/>
-          <w:sz w:val="20"/>
-        </w:rPr>
-        <w:t>(d) "Full Park Delay" — no portion of Park can commission.</w:t>
-      </w:r>
-    </w:p>
-    <w:p>
-      <w:r>
-        <w:rPr>
-          <w:b w:val="0"/>
-          <w:sz w:val="20"/>
-        </w:rPr>
-        <w:t>(e) "Partial Delay" — reduced capacity commissioning possible.</w:t>
-      </w:r>
-    </w:p>
-    <w:p>
-      <w:r>
-        <w:rPr>
-          <w:b w:val="0"/>
-          <w:sz w:val="20"/>
-        </w:rPr>
-        <w:t>(f) "Affected Capacity" — delayed MWh as % of total MWh.</w:t>
-      </w:r>
-    </w:p>
-    <w:p>
-      <w:r>
-        <w:rPr>
-          <w:b w:val="0"/>
-          <w:sz w:val="20"/>
-        </w:rPr>
-        <w:t>(g) "LD Value" — Full Park: total Contract Price. Partial: Contract Price × Affected Capacity %.</w:t>
+        <w:t>There is no Final Acceptance Certificate. Retention is released automatically at the end of the Defects Liability Period subject to Section 7.4(c).</w:t>
+      </w:r>
+    </w:p>
+    <w:p>
+      <w:pPr>
+        <w:spacing w:before="320"/>
+      </w:pPr>
+      <w:r>
+        <w:rPr>
+          <w:b/>
+          <w:color w:val="1A365D"/>
+          <w:sz w:val="24"/>
+        </w:rPr>
+        <w:t>10. WARRANTY</w:t>
       </w:r>
     </w:p>
     <w:p>
@@ -1872,16 +2161,16 @@
           <w:color w:val="1A365D"/>
           <w:sz w:val="21"/>
         </w:rPr>
-        <w:t>8.4.2 Obligation</w:t>
-      </w:r>
-    </w:p>
-    <w:p>
-      <w:r>
-        <w:rPr>
-          <w:b w:val="0"/>
-          <w:sz w:val="20"/>
-        </w:rPr>
-        <w:t>Contractor shall achieve PAC by Target PAC Date.</w:t>
+        <w:t>10.1 Unified Warranty</w:t>
+      </w:r>
+    </w:p>
+    <w:p>
+      <w:r>
+        <w:rPr>
+          <w:b/>
+          <w:sz w:val="20"/>
+        </w:rPr>
+        <w:t>The Contractor warrants the entire BESS system — including all OEM equipment, installation workmanship, and EPC works — against defects in design, materials, and workmanship for the Warranty Period. The Contractor is the Client’s sole warranty counterparty.</w:t>
       </w:r>
     </w:p>
     <w:p>
@@ -1894,58 +2183,51 @@
           <w:color w:val="1A365D"/>
           <w:sz w:val="21"/>
         </w:rPr>
-        <w:t>8.4.3 Calculation</w:t>
-      </w:r>
-    </w:p>
-    <w:p>
-      <w:r>
-        <w:rPr>
-          <w:b w:val="0"/>
-          <w:sz w:val="20"/>
-        </w:rPr>
-        <w:t>(a) Delay LDs on LD Value:</w:t>
-      </w:r>
-    </w:p>
-    <w:p>
-      <w:pPr>
-        <w:ind w:left="850"/>
-      </w:pPr>
-      <w:r>
-        <w:rPr>
-          <w:sz w:val="20"/>
-        </w:rPr>
-        <w:t>(i) Days 1–30: 0.1% per calendar day;</w:t>
-      </w:r>
-    </w:p>
-    <w:p>
-      <w:pPr>
-        <w:ind w:left="850"/>
-      </w:pPr>
-      <w:r>
-        <w:rPr>
-          <w:sz w:val="20"/>
-        </w:rPr>
-        <w:t>(ii) Days 31–60: 0.15% per calendar day;</w:t>
-      </w:r>
-    </w:p>
-    <w:p>
-      <w:pPr>
-        <w:ind w:left="850"/>
-      </w:pPr>
-      <w:r>
-        <w:rPr>
-          <w:sz w:val="20"/>
-        </w:rPr>
-        <w:t>(iii) Day 61+: 0.2% per calendar day.</w:t>
-      </w:r>
-    </w:p>
-    <w:p>
-      <w:r>
-        <w:rPr>
-          <w:b w:val="0"/>
-          <w:sz w:val="20"/>
-        </w:rPr>
-        <w:t>(b) Full Park: LDs on entire Contract Price. Partial: LDs on proportional value only. Escalation: recalculates if Partial becomes Full. See Schedule B for worked examples.</w:t>
+        <w:t>10.2 Coastal Installation</w:t>
+      </w:r>
+    </w:p>
+    <w:p>
+      <w:pPr>
+        <w:ind w:left="567"/>
+      </w:pPr>
+      <w:r>
+        <w:rPr>
+          <w:sz w:val="20"/>
+        </w:rPr>
+        <w:t>(a) C5-rated enclosures as standard for Cyprus.</w:t>
+      </w:r>
+    </w:p>
+    <w:p>
+      <w:pPr>
+        <w:ind w:left="567"/>
+      </w:pPr>
+      <w:r>
+        <w:rPr>
+          <w:sz w:val="20"/>
+        </w:rPr>
+        <w:t>(b) &gt;500m from sea: full 5-year warranty.</w:t>
+      </w:r>
+    </w:p>
+    <w:p>
+      <w:pPr>
+        <w:ind w:left="567"/>
+      </w:pPr>
+      <w:r>
+        <w:rPr>
+          <w:sz w:val="20"/>
+        </w:rPr>
+        <w:t>(c) &lt;500m: PCS/transformer/switchgear warranty reduced to 2 years.</w:t>
+      </w:r>
+    </w:p>
+    <w:p>
+      <w:pPr>
+        <w:ind w:left="567"/>
+      </w:pPr>
+      <w:r>
+        <w:rPr>
+          <w:sz w:val="20"/>
+        </w:rPr>
+        <w:t>(d) Client confirms coastal distance at signing (Schedule A).</w:t>
       </w:r>
     </w:p>
     <w:p>
@@ -1958,7 +2240,7 @@
           <w:color w:val="1A365D"/>
           <w:sz w:val="21"/>
         </w:rPr>
-        <w:t>8.4.4 Cap</w:t>
+        <w:t>10.3 Exclusions</w:t>
       </w:r>
     </w:p>
     <w:p>
@@ -1967,7 +2249,7 @@
           <w:b w:val="0"/>
           <w:sz w:val="20"/>
         </w:rPr>
-        <w:t>Maximum aggregate Delay LDs per Park shall not exceed ten percent (10%) of the Contract Price. This cap and the termination right in Section 8.4.5 are the primary remedies for delay and together provide adequate protection.</w:t>
+        <w:t>Warranty excludes: (a) consumables; (b) misuse or negligence by the Client; (c) unauthorised modifications; (d) Force Majeure damage; (e) relocation without approval.</w:t>
       </w:r>
     </w:p>
     <w:p>
@@ -1980,7 +2262,7 @@
           <w:color w:val="1A365D"/>
           <w:sz w:val="21"/>
         </w:rPr>
-        <w:t>8.4.5 Termination for Prolonged Delay</w:t>
+        <w:t>10.4 Conditions</w:t>
       </w:r>
     </w:p>
     <w:p>
@@ -1989,51 +2271,7 @@
           <w:b w:val="0"/>
           <w:sz w:val="20"/>
         </w:rPr>
-        <w:t>If PAC is not achieved within one hundred and eighty (180) days of the Target PAC Date, the Client may terminate this Agreement upon written notice. Upon such termination:</w:t>
-      </w:r>
-    </w:p>
-    <w:p>
-      <w:pPr>
-        <w:ind w:left="567"/>
-      </w:pPr>
-      <w:r>
-        <w:rPr>
-          <w:sz w:val="20"/>
-        </w:rPr>
-        <w:t>(a) The Contractor shall retain from payments received an amount equal to the value of works completed and materials delivered to Site;</w:t>
-      </w:r>
-    </w:p>
-    <w:p>
-      <w:pPr>
-        <w:ind w:left="567"/>
-      </w:pPr>
-      <w:r>
-        <w:rPr>
-          <w:sz w:val="20"/>
-        </w:rPr>
-        <w:t>(b) Valuation shall be agreed between the Parties within fourteen (14) days. If not agreed, an independent quantity surveyor shall determine the value within thirty (30) additional days, applying a pro-rata assessment of completed works against the project programme;</w:t>
-      </w:r>
-    </w:p>
-    <w:p>
-      <w:pPr>
-        <w:ind w:left="567"/>
-      </w:pPr>
-      <w:r>
-        <w:rPr>
-          <w:sz w:val="20"/>
-        </w:rPr>
-        <w:t>(c) All amounts received in excess of the determined value shall be refunded to the Client within thirty (30) days of the valuation determination;</w:t>
-      </w:r>
-    </w:p>
-    <w:p>
-      <w:pPr>
-        <w:ind w:left="567"/>
-      </w:pPr>
-      <w:r>
-        <w:rPr>
-          <w:sz w:val="20"/>
-        </w:rPr>
-        <w:t>(d) Deductions shall be limited to actual and documented costs of works completed and materials delivered, evidenced by delivery records and progress reports.</w:t>
+        <w:t>Subject to: (a) operation per OEM guidelines; (b) qualified maintenance; (c) serial numbers intact; (d) access for inspection; (e) full payment.</w:t>
       </w:r>
     </w:p>
     <w:p>
@@ -2046,7 +2284,7 @@
           <w:color w:val="1A365D"/>
           <w:sz w:val="21"/>
         </w:rPr>
-        <w:t>8.4.6 Exclusions</w:t>
+        <w:t>10.5 WARRANTY-VOIDING BATTERY CONDITIONS</w:t>
       </w:r>
     </w:p>
     <w:p>
@@ -2055,7 +2293,113 @@
           <w:b w:val="0"/>
           <w:sz w:val="20"/>
         </w:rPr>
-        <w:t>LDs not applicable for: (i) Force Majeure; (ii) Client-caused delays; (iii) grid authority delays; (iv) Client change orders; (v) customs delays with timely shipment proved; (vi) Client’s late confirmation of technical agreements or drawings.</w:t>
+        <w:t>The following conditions void the battery warranty:</w:t>
+      </w:r>
+    </w:p>
+    <w:p>
+      <w:pPr>
+        <w:ind w:left="567"/>
+      </w:pPr>
+      <w:r>
+        <w:rPr>
+          <w:sz w:val="20"/>
+        </w:rPr>
+        <w:t>(a) Cell voltage below 2.8V for 120 consecutive hours;</w:t>
+      </w:r>
+    </w:p>
+    <w:p>
+      <w:pPr>
+        <w:ind w:left="567"/>
+      </w:pPr>
+      <w:r>
+        <w:rPr>
+          <w:sz w:val="20"/>
+        </w:rPr>
+        <w:t>(b) Cluster SOC at 0% for 120 consecutive hours;</w:t>
+      </w:r>
+    </w:p>
+    <w:p>
+      <w:pPr>
+        <w:ind w:left="567"/>
+      </w:pPr>
+      <w:r>
+        <w:rPr>
+          <w:sz w:val="20"/>
+        </w:rPr>
+        <w:t>(c) Discharge cell voltage ≤2.5V (any occurrence);</w:t>
+      </w:r>
+    </w:p>
+    <w:p>
+      <w:pPr>
+        <w:ind w:left="567"/>
+      </w:pPr>
+      <w:r>
+        <w:rPr>
+          <w:sz w:val="20"/>
+        </w:rPr>
+        <w:t>(d) SOC below 5% for more than 7 consecutive days.</w:t>
+      </w:r>
+    </w:p>
+    <w:p>
+      <w:r>
+        <w:rPr>
+          <w:b/>
+          <w:sz w:val="20"/>
+        </w:rPr>
+        <w:t>The above conditions shall NOT void the warranty where the low SOC or low voltage condition was caused by:</w:t>
+      </w:r>
+    </w:p>
+    <w:p>
+      <w:pPr>
+        <w:ind w:left="850"/>
+      </w:pPr>
+      <w:r>
+        <w:rPr>
+          <w:sz w:val="20"/>
+        </w:rPr>
+        <w:t>(i) a grid fault, outage, or curtailment instruction from DSO;</w:t>
+      </w:r>
+    </w:p>
+    <w:p>
+      <w:pPr>
+        <w:ind w:left="850"/>
+      </w:pPr>
+      <w:r>
+        <w:rPr>
+          <w:sz w:val="20"/>
+        </w:rPr>
+        <w:t>(ii) an EMS malfunction not attributable to the Client;</w:t>
+      </w:r>
+    </w:p>
+    <w:p>
+      <w:pPr>
+        <w:ind w:left="850"/>
+      </w:pPr>
+      <w:r>
+        <w:rPr>
+          <w:sz w:val="20"/>
+        </w:rPr>
+        <w:t>(iii) any Force Majeure event; or</w:t>
+      </w:r>
+    </w:p>
+    <w:p>
+      <w:pPr>
+        <w:ind w:left="850"/>
+      </w:pPr>
+      <w:r>
+        <w:rPr>
+          <w:sz w:val="20"/>
+        </w:rPr>
+        <w:t>(iv) failure by the Contractor to provide a monitoring alert under an LTSA with 24/7 monitoring (Tier A or above), where such alert would have enabled the Client to prevent the condition.</w:t>
+      </w:r>
+    </w:p>
+    <w:p>
+      <w:r>
+        <w:rPr>
+          <w:b w:val="0"/>
+          <w:sz w:val="20"/>
+        </w:rPr>
+        <w:t>Where the Client has entered into an LTSA with 24/7 monitoring (Tier A+), the Contractor shall alert the Client within 24 hours of SOC dropping below 10%.</w:t>
       </w:r>
     </w:p>
     <w:p>
@@ -2068,7 +2412,7 @@
           <w:color w:val="1A365D"/>
           <w:sz w:val="21"/>
         </w:rPr>
-        <w:t>8.4.7 Extension of Time</w:t>
+        <w:t>10.6 Performance Guarantees</w:t>
       </w:r>
     </w:p>
     <w:p>
@@ -2077,7 +2421,154 @@
           <w:b w:val="0"/>
           <w:sz w:val="20"/>
         </w:rPr>
-        <w:t>Target PAC Date extends day-for-day. Contractor notifies within seven (7) Business Days.</w:t>
+        <w:t>The Contractor guarantees (backed by OEM warranty):</w:t>
+      </w:r>
+    </w:p>
+    <w:p>
+      <w:r>
+        <w:rPr>
+          <w:b/>
+          <w:sz w:val="20"/>
+        </w:rPr>
+        <w:t>(a) State of Health (SOH) at 1 cycle per day: Year 5 ≥85%, Year 10 ≥79.58%, Year 15 ≥70% (Year 15 subject to extended warranty under LTSA).</w:t>
+      </w:r>
+    </w:p>
+    <w:p>
+      <w:r>
+        <w:rPr>
+          <w:b/>
+          <w:sz w:val="20"/>
+        </w:rPr>
+        <w:t>(b) Round-Trip Efficiency: ≥86.32% at 0.5C, 25±2°C. PAC field floor per Section 9.1.</w:t>
+      </w:r>
+    </w:p>
+    <w:p>
+      <w:r>
+        <w:rPr>
+          <w:b/>
+          <w:sz w:val="20"/>
+        </w:rPr>
+        <w:t>(c) Cycle Life: 7,000 cycles at 0.5C, 90% DoD, to 70% EOL.</w:t>
+      </w:r>
+    </w:p>
+    <w:p>
+      <w:r>
+        <w:rPr>
+          <w:b w:val="0"/>
+          <w:sz w:val="20"/>
+        </w:rPr>
+        <w:t>(d) Remedy: Contractor procures replacement modules from OEM at Contractor’s cost.</w:t>
+      </w:r>
+    </w:p>
+    <w:p>
+      <w:pPr>
+        <w:spacing w:before="200"/>
+      </w:pPr>
+      <w:r>
+        <w:rPr>
+          <w:b/>
+          <w:color w:val="1A365D"/>
+          <w:sz w:val="21"/>
+        </w:rPr>
+        <w:t>10.7 Availability Guarantee</w:t>
+      </w:r>
+    </w:p>
+    <w:p>
+      <w:r>
+        <w:rPr>
+          <w:b w:val="0"/>
+          <w:sz w:val="20"/>
+        </w:rPr>
+        <w:t>97% availability and associated LDs apply only under a separately executed LTSA (Tier C+).</w:t>
+      </w:r>
+    </w:p>
+    <w:p>
+      <w:pPr>
+        <w:spacing w:before="200"/>
+      </w:pPr>
+      <w:r>
+        <w:rPr>
+          <w:b/>
+          <w:color w:val="1A365D"/>
+          <w:sz w:val="21"/>
+        </w:rPr>
+        <w:t>10.8 OEM Direct Warranty Undertaking</w:t>
+      </w:r>
+    </w:p>
+    <w:p>
+      <w:r>
+        <w:rPr>
+          <w:b w:val="0"/>
+          <w:sz w:val="20"/>
+        </w:rPr>
+        <w:t>The OEM has provided a Direct Warranty Undertaking (Schedule C) confirming its standard 5-year product warranty is enforceable directly by the Client if the Contractor cannot fulfil obligations for any reason, including insolvency.</w:t>
+      </w:r>
+    </w:p>
+    <w:p>
+      <w:pPr>
+        <w:spacing w:before="200"/>
+      </w:pPr>
+      <w:r>
+        <w:rPr>
+          <w:b/>
+          <w:color w:val="1A365D"/>
+          <w:sz w:val="21"/>
+        </w:rPr>
+        <w:t>10.9 Advance Payment Guarantee (APG) and Performance Bond</w:t>
+      </w:r>
+    </w:p>
+    <w:p>
+      <w:r>
+        <w:rPr>
+          <w:b/>
+          <w:sz w:val="20"/>
+        </w:rPr>
+        <w:t>(a) The Contractor shall procure that the OEM provides an unconditional, irrevocable Advance Payment Guarantee (APG) equal to the sum of the advance payment and pre-shipment payment made under Sections 7.1(a) and 7.1(b) in respect of Component A (Equipment Supply Price) only.</w:t>
+      </w:r>
+    </w:p>
+    <w:p>
+      <w:r>
+        <w:rPr>
+          <w:b w:val="0"/>
+          <w:sz w:val="20"/>
+        </w:rPr>
+        <w:t>(b) The APG covers: 20% advance on Component A + 50% pre-shipment on Component A = 70% of the Component A Equipment Supply Price.</w:t>
+      </w:r>
+    </w:p>
+    <w:p>
+      <w:r>
+        <w:rPr>
+          <w:b w:val="0"/>
+          <w:sz w:val="20"/>
+        </w:rPr>
+        <w:t>(c) The APG shall be delivered prior to the advance payment becoming due (condition precedent per Section 9B.4 of the upstream supply agreement).</w:t>
+      </w:r>
+    </w:p>
+    <w:p>
+      <w:r>
+        <w:rPr>
+          <w:b w:val="0"/>
+          <w:sz w:val="20"/>
+        </w:rPr>
+        <w:t>(d) The APG shall remain valid until equipment delivery to Site plus thirty (30) days.</w:t>
+      </w:r>
+    </w:p>
+    <w:p>
+      <w:r>
+        <w:rPr>
+          <w:b w:val="0"/>
+          <w:sz w:val="20"/>
+        </w:rPr>
+        <w:t>(e) No APG is required against Component B (EPC Services Price).</w:t>
+      </w:r>
+    </w:p>
+    <w:p>
+      <w:r>
+        <w:rPr>
+          <w:b w:val="0"/>
+          <w:sz w:val="20"/>
+        </w:rPr>
+        <w:t>(f) The Contractor shall also procure that the OEM provides a performance bond equal to five percent (5%) of the Component A Equipment Supply Price, valid until the end of the Defects Liability Period (three (3) months after PAC), covering defects in materials and workmanship.</w:t>
       </w:r>
     </w:p>
     <w:p>
@@ -2090,7 +2581,56 @@
           <w:color w:val="1A365D"/>
           <w:sz w:val="24"/>
         </w:rPr>
-        <w:t>9. ACCEPTANCE</w:t>
+        <w:t>11. LTSA SEPARATION</w:t>
+      </w:r>
+    </w:p>
+    <w:p>
+      <w:r>
+        <w:rPr>
+          <w:b w:val="0"/>
+          <w:sz w:val="20"/>
+        </w:rPr>
+        <w:t>11.1 97% availability guarantee, availability LDs, and extended warranty (years 6–15) are not in this Agreement.</w:t>
+      </w:r>
+    </w:p>
+    <w:p>
+      <w:r>
+        <w:rPr>
+          <w:b w:val="0"/>
+          <w:sz w:val="20"/>
+        </w:rPr>
+        <w:t>11.2 Apply only under a separately executed LTSA.</w:t>
+      </w:r>
+    </w:p>
+    <w:p>
+      <w:r>
+        <w:rPr>
+          <w:b w:val="0"/>
+          <w:sz w:val="20"/>
+        </w:rPr>
+        <w:t>11.3 SOH, RTE, and cycle life guarantees (Section 10.6) are in this Agreement, independent of the LTSA.</w:t>
+      </w:r>
+    </w:p>
+    <w:p>
+      <w:r>
+        <w:rPr>
+          <w:b w:val="0"/>
+          <w:sz w:val="20"/>
+        </w:rPr>
+        <w:t>11.4 This Agreement is intended to be executed alongside the LTSA (LCY-LTSA-SPA-2026) and the OEM Direct Warranty Undertaking (LCY-OEM-DWU-001 v1.0). The Parties intend to execute all three documents simultaneously.</w:t>
+      </w:r>
+    </w:p>
+    <w:p>
+      <w:pPr>
+        <w:spacing w:before="320"/>
+      </w:pPr>
+      <w:r>
+        <w:rPr>
+          <w:b/>
+          <w:color w:val="1A365D"/>
+          <w:sz w:val="24"/>
+        </w:rPr>
+        <w:t>12. FORCE MAJEURE</w:t>
       </w:r>
     </w:p>
     <w:p>
@@ -2103,7 +2643,7 @@
           <w:color w:val="1A365D"/>
           <w:sz w:val="21"/>
         </w:rPr>
-        <w:t>9.1 Provisional Acceptance (PAC)</w:t>
+        <w:t>12.1 Definition</w:t>
       </w:r>
     </w:p>
     <w:p>
@@ -2112,62 +2652,16 @@
           <w:b w:val="0"/>
           <w:sz w:val="20"/>
         </w:rPr>
-        <w:t>PAC shall be issued when the following criteria are met:</w:t>
-      </w:r>
-    </w:p>
-    <w:p>
-      <w:pPr>
-        <w:ind w:left="567"/>
-      </w:pPr>
-      <w:r>
-        <w:rPr>
-          <w:sz w:val="20"/>
-        </w:rPr>
-        <w:t>(a) The BESS operates at not less than 95% of rated energy capacity;</w:t>
-      </w:r>
-    </w:p>
-    <w:p>
-      <w:pPr>
-        <w:ind w:left="567"/>
-      </w:pPr>
-      <w:r>
-        <w:rPr>
-          <w:sz w:val="20"/>
-        </w:rPr>
-        <w:t>(b) Round-Trip Efficiency is not less than 84% under site conditions. For the avoidance of doubt, 84% is the hard floor for PAC; this threshold already incorporates a field tolerance adjustment from the OEM reference RTE of 86.32% and no further deduction applies;</w:t>
-      </w:r>
-    </w:p>
-    <w:p>
-      <w:pPr>
-        <w:ind w:left="567"/>
-      </w:pPr>
-      <w:r>
-        <w:rPr>
-          <w:sz w:val="20"/>
-        </w:rPr>
-        <w:t>(c) BMS/SCADA communications verified and operational;</w:t>
-      </w:r>
-    </w:p>
-    <w:p>
-      <w:pPr>
-        <w:ind w:left="567"/>
-      </w:pPr>
-      <w:r>
-        <w:rPr>
-          <w:sz w:val="20"/>
-        </w:rPr>
-        <w:t>(d) All safety and protection systems functional and tested;</w:t>
-      </w:r>
-    </w:p>
-    <w:p>
-      <w:pPr>
-        <w:ind w:left="567"/>
-      </w:pPr>
-      <w:r>
-        <w:rPr>
-          <w:sz w:val="20"/>
-        </w:rPr>
-        <w:t>(e) All mandatory commissioning tests per Schedule A passed.</w:t>
+        <w:t>Force Majeure means events genuinely beyond a Party’s reasonable control: war, terrorism, riots, natural disasters, pandemics, epidemics, governmental sanctions, embargoes, and acts of government.</w:t>
+      </w:r>
+    </w:p>
+    <w:p>
+      <w:r>
+        <w:rPr>
+          <w:b w:val="0"/>
+          <w:sz w:val="20"/>
+        </w:rPr>
+        <w:t>Force Majeure does NOT include: regulatory changes, grid connection delays, port congestion, transportation disruptions, financing difficulties, or ordinary commercial risks. Grid authority delays are addressed under Section 8.4.6.</w:t>
       </w:r>
     </w:p>
     <w:p>
@@ -2180,7 +2674,7 @@
           <w:color w:val="1A365D"/>
           <w:sz w:val="21"/>
         </w:rPr>
-        <w:t>9.2 Defects Liability Period</w:t>
+        <w:t>12.2 Effect</w:t>
       </w:r>
     </w:p>
     <w:p>
@@ -2189,7 +2683,73 @@
           <w:b w:val="0"/>
           <w:sz w:val="20"/>
         </w:rPr>
-        <w:t>Following PAC, the Defects Liability Period of three (3) months commences. During this period:</w:t>
+        <w:t>Obligations suspended without penalties for duration of event.</w:t>
+      </w:r>
+    </w:p>
+    <w:p>
+      <w:pPr>
+        <w:spacing w:before="200"/>
+      </w:pPr>
+      <w:r>
+        <w:rPr>
+          <w:b/>
+          <w:color w:val="1A365D"/>
+          <w:sz w:val="21"/>
+        </w:rPr>
+        <w:t>12.3 Notification</w:t>
+      </w:r>
+    </w:p>
+    <w:p>
+      <w:r>
+        <w:rPr>
+          <w:b w:val="0"/>
+          <w:sz w:val="20"/>
+        </w:rPr>
+        <w:t>Prompt notice with event details, expected duration, and mitigation steps.</w:t>
+      </w:r>
+    </w:p>
+    <w:p>
+      <w:pPr>
+        <w:spacing w:before="200"/>
+      </w:pPr>
+      <w:r>
+        <w:rPr>
+          <w:b/>
+          <w:color w:val="1A365D"/>
+          <w:sz w:val="21"/>
+        </w:rPr>
+        <w:t>12.4 Mitigation</w:t>
+      </w:r>
+    </w:p>
+    <w:p>
+      <w:r>
+        <w:rPr>
+          <w:b w:val="0"/>
+          <w:sz w:val="20"/>
+        </w:rPr>
+        <w:t>Commercially reasonable efforts to resume performance.</w:t>
+      </w:r>
+    </w:p>
+    <w:p>
+      <w:pPr>
+        <w:spacing w:before="200"/>
+      </w:pPr>
+      <w:r>
+        <w:rPr>
+          <w:b/>
+          <w:color w:val="1A365D"/>
+          <w:sz w:val="21"/>
+        </w:rPr>
+        <w:t>12.5 Extended Force Majeure</w:t>
+      </w:r>
+    </w:p>
+    <w:p>
+      <w:r>
+        <w:rPr>
+          <w:b w:val="0"/>
+          <w:sz w:val="20"/>
+        </w:rPr>
+        <w:t>If a Force Majeure event persists for more than six (6) months, either Party may terminate upon thirty (30) days’ written notice. In such event:</w:t>
       </w:r>
     </w:p>
     <w:p>
@@ -2200,7 +2760,7 @@
         <w:rPr>
           <w:sz w:val="20"/>
         </w:rPr>
-        <w:t>(a) The Contractor shall remedy all defects notified by the Client promptly and at no cost;</w:t>
+        <w:t>(a) The Client shall pay the value of works completed and materials delivered as at the date of termination;</w:t>
       </w:r>
     </w:p>
     <w:p>
@@ -2211,7 +2771,7 @@
         <w:rPr>
           <w:sz w:val="20"/>
         </w:rPr>
-        <w:t>(b) Minor defects that do not materially affect system operation shall be recorded on a punch list and remedied within the Defects Liability Period;</w:t>
+        <w:t>(b) If payments received by the Contractor exceed the value of works completed and materials delivered, the Contractor shall refund the excess to the Client within thirty (30) days of termination;</w:t>
       </w:r>
     </w:p>
     <w:p>
@@ -2222,16 +2782,7 @@
         <w:rPr>
           <w:sz w:val="20"/>
         </w:rPr>
-        <w:t>(c) At the end of the Defects Liability Period, the Retention is released per Section 7.4.</w:t>
-      </w:r>
-    </w:p>
-    <w:p>
-      <w:r>
-        <w:rPr>
-          <w:b w:val="0"/>
-          <w:sz w:val="20"/>
-        </w:rPr>
-        <w:t>There is no Final Acceptance Certificate. Retention is released automatically at the end of the Defects Liability Period subject to Section 7.4(c).</w:t>
+        <w:t>(c) Valuation shall follow the same process as Section 8.4.5(b).</w:t>
       </w:r>
     </w:p>
     <w:p>
@@ -2244,7 +2795,133 @@
           <w:color w:val="1A365D"/>
           <w:sz w:val="24"/>
         </w:rPr>
-        <w:t>10. WARRANTY</w:t>
+        <w:t>13. LIMITATION OF LIABILITY</w:t>
+      </w:r>
+    </w:p>
+    <w:p>
+      <w:r>
+        <w:rPr>
+          <w:b w:val="0"/>
+          <w:sz w:val="20"/>
+        </w:rPr>
+        <w:t>13.1 Neither Party shall be liable for indirect or consequential damages, including loss of profits, loss of revenue, or loss of business.</w:t>
+      </w:r>
+    </w:p>
+    <w:p>
+      <w:r>
+        <w:rPr>
+          <w:b/>
+          <w:sz w:val="20"/>
+        </w:rPr>
+        <w:t>13.2 The Contractor’s total aggregate liability under this Agreement shall be subject to the following tiers, each calculated as a percentage of the Contract Price:</w:t>
+      </w:r>
+    </w:p>
+    <w:p>
+      <w:pPr>
+        <w:ind w:left="567"/>
+      </w:pPr>
+      <w:r>
+        <w:rPr>
+          <w:sz w:val="20"/>
+        </w:rPr>
+        <w:t>(a) Warranty claims (defects in materials, workmanship, or OEM equipment): ten percent (10%) of the Contract Price;</w:t>
+      </w:r>
+    </w:p>
+    <w:p>
+      <w:pPr>
+        <w:ind w:left="567"/>
+      </w:pPr>
+      <w:r>
+        <w:rPr>
+          <w:sz w:val="20"/>
+        </w:rPr>
+        <w:t>(b) All other contractual breaches (excluding warranty, fraud, wilful misconduct, and manufacturing defects): fifty percent (50%) of the Contract Price;</w:t>
+      </w:r>
+    </w:p>
+    <w:p>
+      <w:pPr>
+        <w:ind w:left="567"/>
+      </w:pPr>
+      <w:r>
+        <w:rPr>
+          <w:sz w:val="20"/>
+        </w:rPr>
+        <w:t>(c) Fraud, wilful misconduct, and manufacturing defects in OEM equipment: uncapped.</w:t>
+      </w:r>
+    </w:p>
+    <w:p>
+      <w:r>
+        <w:rPr>
+          <w:b w:val="0"/>
+          <w:sz w:val="20"/>
+        </w:rPr>
+        <w:t>13.3 Carve-Outs (not subject to any cap):</w:t>
+      </w:r>
+    </w:p>
+    <w:p>
+      <w:pPr>
+        <w:ind w:left="567"/>
+      </w:pPr>
+      <w:r>
+        <w:rPr>
+          <w:sz w:val="20"/>
+        </w:rPr>
+        <w:t>(a) Fraud or wilful misconduct;</w:t>
+      </w:r>
+    </w:p>
+    <w:p>
+      <w:pPr>
+        <w:ind w:left="567"/>
+      </w:pPr>
+      <w:r>
+        <w:rPr>
+          <w:sz w:val="20"/>
+        </w:rPr>
+        <w:t>(b) Death or personal injury caused by negligence;</w:t>
+      </w:r>
+    </w:p>
+    <w:p>
+      <w:pPr>
+        <w:ind w:left="567"/>
+      </w:pPr>
+      <w:r>
+        <w:rPr>
+          <w:sz w:val="20"/>
+        </w:rPr>
+        <w:t>(c) Client’s payment obligations;</w:t>
+      </w:r>
+    </w:p>
+    <w:p>
+      <w:pPr>
+        <w:ind w:left="567"/>
+      </w:pPr>
+      <w:r>
+        <w:rPr>
+          <w:sz w:val="20"/>
+        </w:rPr>
+        <w:t>(d) Manufacturing defects in OEM equipment — Contractor pursues OEM recovery; OEM indemnification flows through to Client per §13A.1(e).</w:t>
+      </w:r>
+    </w:p>
+    <w:p>
+      <w:r>
+        <w:rPr>
+          <w:b w:val="0"/>
+          <w:sz w:val="20"/>
+        </w:rPr>
+        <w:t>13.4 The tiered structure in Section 13.2 mirrors the upstream liability framework agreed with the OEM. For manufacturing defects specifically, the OEM bears full replacement cost including shipping under its supply agreement with the Contractor, with no cap applied.</w:t>
+      </w:r>
+    </w:p>
+    <w:p>
+      <w:pPr>
+        <w:spacing w:before="320"/>
+      </w:pPr>
+      <w:r>
+        <w:rPr>
+          <w:b/>
+          <w:color w:val="1A365D"/>
+          <w:sz w:val="24"/>
+        </w:rPr>
+        <w:t>13A. INDEMNIFICATION</w:t>
       </w:r>
     </w:p>
     <w:p>
@@ -2257,16 +2934,71 @@
           <w:color w:val="1A365D"/>
           <w:sz w:val="21"/>
         </w:rPr>
-        <w:t>10.1 Unified Warranty</w:t>
-      </w:r>
-    </w:p>
-    <w:p>
-      <w:r>
-        <w:rPr>
-          <w:b/>
-          <w:sz w:val="20"/>
-        </w:rPr>
-        <w:t>The Contractor warrants the entire BESS system — including all OEM equipment, installation workmanship, and EPC works — against defects in design, materials, and workmanship for the Warranty Period. The Contractor is the Client’s sole warranty counterparty.</w:t>
+        <w:t>13A.1 Contractor Indemnity to Client</w:t>
+      </w:r>
+    </w:p>
+    <w:p>
+      <w:r>
+        <w:rPr>
+          <w:b w:val="0"/>
+          <w:sz w:val="20"/>
+        </w:rPr>
+        <w:t>The Contractor indemnifies the Client against:</w:t>
+      </w:r>
+    </w:p>
+    <w:p>
+      <w:pPr>
+        <w:ind w:left="567"/>
+      </w:pPr>
+      <w:r>
+        <w:rPr>
+          <w:sz w:val="20"/>
+        </w:rPr>
+        <w:t>(a) Defects in the BESS (including OEM equipment) during Warranty Period;</w:t>
+      </w:r>
+    </w:p>
+    <w:p>
+      <w:pPr>
+        <w:ind w:left="567"/>
+      </w:pPr>
+      <w:r>
+        <w:rPr>
+          <w:sz w:val="20"/>
+        </w:rPr>
+        <w:t>(b) Contractor’s negligence during installation and commissioning;</w:t>
+      </w:r>
+    </w:p>
+    <w:p>
+      <w:pPr>
+        <w:ind w:left="567"/>
+      </w:pPr>
+      <w:r>
+        <w:rPr>
+          <w:sz w:val="20"/>
+        </w:rPr>
+        <w:t>(c) Breach of Contractor’s warranties;</w:t>
+      </w:r>
+    </w:p>
+    <w:p>
+      <w:pPr>
+        <w:ind w:left="567"/>
+      </w:pPr>
+      <w:r>
+        <w:rPr>
+          <w:sz w:val="20"/>
+        </w:rPr>
+        <w:t>(d) Personal injury or property damage caused by Contractor or OEM personnel on-site;</w:t>
+      </w:r>
+    </w:p>
+    <w:p>
+      <w:pPr>
+        <w:ind w:left="567"/>
+      </w:pPr>
+      <w:r>
+        <w:rPr>
+          <w:sz w:val="20"/>
+        </w:rPr>
+        <w:t>(e) Manufacturing defects in OEM equipment (recoverable from OEM under supply agreement).</w:t>
       </w:r>
     </w:p>
     <w:p>
@@ -2279,7 +3011,16 @@
           <w:color w:val="1A365D"/>
           <w:sz w:val="21"/>
         </w:rPr>
-        <w:t>10.2 Coastal Installation</w:t>
+        <w:t>13A.2 Client Indemnity to Contractor</w:t>
+      </w:r>
+    </w:p>
+    <w:p>
+      <w:r>
+        <w:rPr>
+          <w:b w:val="0"/>
+          <w:sz w:val="20"/>
+        </w:rPr>
+        <w:t>The Client indemnifies the Contractor against claims arising from:</w:t>
       </w:r>
     </w:p>
     <w:p>
@@ -2290,7 +3031,7 @@
         <w:rPr>
           <w:sz w:val="20"/>
         </w:rPr>
-        <w:t>(a) C5-rated enclosures as standard for Cyprus.</w:t>
+        <w:t>(a) Client’s material breach of this Agreement;</w:t>
       </w:r>
     </w:p>
     <w:p>
@@ -2301,7 +3042,7 @@
         <w:rPr>
           <w:sz w:val="20"/>
         </w:rPr>
-        <w:t>(b) &gt;500m from sea: full 5-year warranty.</w:t>
+        <w:t>(b) Client’s negligence or wilful acts;</w:t>
       </w:r>
     </w:p>
     <w:p>
@@ -2312,7 +3053,7 @@
         <w:rPr>
           <w:sz w:val="20"/>
         </w:rPr>
-        <w:t>(c) &lt;500m: PCS/transformer/switchgear warranty reduced to 2 years.</w:t>
+        <w:t>(c) Operation contrary to OEM guidelines;</w:t>
       </w:r>
     </w:p>
     <w:p>
@@ -2323,7 +3064,40 @@
         <w:rPr>
           <w:sz w:val="20"/>
         </w:rPr>
-        <w:t>(d) Client confirms coastal distance at signing (Schedule A).</w:t>
+        <w:t>(d) Unauthorised modifications;</w:t>
+      </w:r>
+    </w:p>
+    <w:p>
+      <w:pPr>
+        <w:ind w:left="567"/>
+      </w:pPr>
+      <w:r>
+        <w:rPr>
+          <w:sz w:val="20"/>
+        </w:rPr>
+        <w:t>(e) Failure to maintain insurance.</w:t>
+      </w:r>
+    </w:p>
+    <w:p>
+      <w:r>
+        <w:rPr>
+          <w:b/>
+          <w:sz w:val="20"/>
+        </w:rPr>
+        <w:t>The Client’s indemnity obligations under this Section apply only to the extent that the relevant loss was caused or contributed to by the Client’s act or omission. Where fault is shared, the Client’s indemnity shall be reduced proportionally to reflect the Client’s degree of responsibility.</w:t>
+      </w:r>
+    </w:p>
+    <w:p>
+      <w:pPr>
+        <w:spacing w:before="320"/>
+      </w:pPr>
+      <w:r>
+        <w:rPr>
+          <w:b/>
+          <w:color w:val="1A365D"/>
+          <w:sz w:val="24"/>
+        </w:rPr>
+        <w:t>14. INSURANCE</w:t>
       </w:r>
     </w:p>
     <w:p>
@@ -2336,16 +3110,51 @@
           <w:color w:val="1A365D"/>
           <w:sz w:val="21"/>
         </w:rPr>
-        <w:t>10.3 Exclusions</w:t>
-      </w:r>
-    </w:p>
-    <w:p>
-      <w:r>
-        <w:rPr>
-          <w:b w:val="0"/>
-          <w:sz w:val="20"/>
-        </w:rPr>
-        <w:t>Warranty excludes: (a) consumables; (b) misuse or negligence by the Client; (c) unauthorised modifications; (d) Force Majeure damage; (e) relocation without approval.</w:t>
+        <w:t>14.1 Contractor Insurance</w:t>
+      </w:r>
+    </w:p>
+    <w:p>
+      <w:pPr>
+        <w:ind w:left="567"/>
+      </w:pPr>
+      <w:r>
+        <w:rPr>
+          <w:sz w:val="20"/>
+        </w:rPr>
+        <w:t>(a) Public Liability: EUR 5,000,000 per occurrence;</w:t>
+      </w:r>
+    </w:p>
+    <w:p>
+      <w:pPr>
+        <w:ind w:left="567"/>
+      </w:pPr>
+      <w:r>
+        <w:rPr>
+          <w:sz w:val="20"/>
+        </w:rPr>
+        <w:t>(b) Professional Indemnity: EUR 2,000,000 per occurrence;</w:t>
+      </w:r>
+    </w:p>
+    <w:p>
+      <w:pPr>
+        <w:ind w:left="567"/>
+      </w:pPr>
+      <w:r>
+        <w:rPr>
+          <w:sz w:val="20"/>
+        </w:rPr>
+        <w:t>(c) CAR Insurance: full Contract Price, LEG3 defects clause;</w:t>
+      </w:r>
+    </w:p>
+    <w:p>
+      <w:pPr>
+        <w:ind w:left="567"/>
+      </w:pPr>
+      <w:r>
+        <w:rPr>
+          <w:sz w:val="20"/>
+        </w:rPr>
+        <w:t>(d) Employers’ Liability: statutory minimum.</w:t>
       </w:r>
     </w:p>
     <w:p>
@@ -2358,7 +3167,7 @@
           <w:color w:val="1A365D"/>
           <w:sz w:val="21"/>
         </w:rPr>
-        <w:t>10.4 Conditions</w:t>
+        <w:t>14.2 OEM Insurance</w:t>
       </w:r>
     </w:p>
     <w:p>
@@ -2367,7 +3176,7 @@
           <w:b w:val="0"/>
           <w:sz w:val="20"/>
         </w:rPr>
-        <w:t>Subject to: (a) operation per OEM guidelines; (b) qualified maintenance; (c) serial numbers intact; (d) access for inspection; (e) full payment.</w:t>
+        <w:t>OEM maintains Product Liability EUR 5,000,000/occurrence (AXA Tianping) and PI EUR 2,000,000/occurrence for Cyprus.</w:t>
       </w:r>
     </w:p>
     <w:p>
@@ -2380,16 +3189,7 @@
           <w:color w:val="1A365D"/>
           <w:sz w:val="21"/>
         </w:rPr>
-        <w:t>10.5 WARRANTY-VOIDING BATTERY CONDITIONS</w:t>
-      </w:r>
-    </w:p>
-    <w:p>
-      <w:r>
-        <w:rPr>
-          <w:b w:val="0"/>
-          <w:sz w:val="20"/>
-        </w:rPr>
-        <w:t>The following conditions void the battery warranty:</w:t>
+        <w:t>14.3 Client Insurance</w:t>
       </w:r>
     </w:p>
     <w:p>
@@ -2400,7 +3200,7 @@
         <w:rPr>
           <w:sz w:val="20"/>
         </w:rPr>
-        <w:t>(a) Cell voltage below 2.8V for 120 consecutive hours;</w:t>
+        <w:t>(a) Site/property insurance from delivery;</w:t>
       </w:r>
     </w:p>
     <w:p>
@@ -2411,7 +3211,7 @@
         <w:rPr>
           <w:sz w:val="20"/>
         </w:rPr>
-        <w:t>(b) Cluster SOC at 0% for 120 consecutive hours;</w:t>
+        <w:t>(b) Operational liability from commissioning;</w:t>
       </w:r>
     </w:p>
     <w:p>
@@ -2422,80 +3222,7 @@
         <w:rPr>
           <w:sz w:val="20"/>
         </w:rPr>
-        <w:t>(c) Discharge cell voltage ≤2.5V (any occurrence);</w:t>
-      </w:r>
-    </w:p>
-    <w:p>
-      <w:pPr>
-        <w:ind w:left="567"/>
-      </w:pPr>
-      <w:r>
-        <w:rPr>
-          <w:sz w:val="20"/>
-        </w:rPr>
-        <w:t>(d) SOC below 5% for more than 7 consecutive days.</w:t>
-      </w:r>
-    </w:p>
-    <w:p>
-      <w:r>
-        <w:rPr>
-          <w:b/>
-          <w:sz w:val="20"/>
-        </w:rPr>
-        <w:t>The above conditions shall NOT void the warranty where the low SOC or low voltage condition was caused by:</w:t>
-      </w:r>
-    </w:p>
-    <w:p>
-      <w:pPr>
-        <w:ind w:left="850"/>
-      </w:pPr>
-      <w:r>
-        <w:rPr>
-          <w:sz w:val="20"/>
-        </w:rPr>
-        <w:t>(i) a grid fault, outage, or curtailment instruction from DSO;</w:t>
-      </w:r>
-    </w:p>
-    <w:p>
-      <w:pPr>
-        <w:ind w:left="850"/>
-      </w:pPr>
-      <w:r>
-        <w:rPr>
-          <w:sz w:val="20"/>
-        </w:rPr>
-        <w:t>(ii) an EMS malfunction not attributable to the Client;</w:t>
-      </w:r>
-    </w:p>
-    <w:p>
-      <w:pPr>
-        <w:ind w:left="850"/>
-      </w:pPr>
-      <w:r>
-        <w:rPr>
-          <w:sz w:val="20"/>
-        </w:rPr>
-        <w:t>(iii) any Force Majeure event; or</w:t>
-      </w:r>
-    </w:p>
-    <w:p>
-      <w:pPr>
-        <w:ind w:left="850"/>
-      </w:pPr>
-      <w:r>
-        <w:rPr>
-          <w:sz w:val="20"/>
-        </w:rPr>
-        <w:t>(iv) failure by the Contractor to provide a monitoring alert under an LTSA with 24/7 monitoring (Tier A or above), where such alert would have enabled the Client to prevent the condition.</w:t>
-      </w:r>
-    </w:p>
-    <w:p>
-      <w:r>
-        <w:rPr>
-          <w:b w:val="0"/>
-          <w:sz w:val="20"/>
-        </w:rPr>
-        <w:t>Where the Client has entered into an LTSA with 24/7 monitoring (Tier A+), the Contractor shall alert the Client within 24 hours of SOC dropping below 10%.</w:t>
+        <w:t>(c) Business interruption (recommended).</w:t>
       </w:r>
     </w:p>
     <w:p>
@@ -2508,7 +3235,29 @@
           <w:color w:val="1A365D"/>
           <w:sz w:val="21"/>
         </w:rPr>
-        <w:t>10.6 Performance Guarantees</w:t>
+        <w:t>14.4 Proof of Insurance</w:t>
+      </w:r>
+    </w:p>
+    <w:p>
+      <w:r>
+        <w:rPr>
+          <w:b/>
+          <w:sz w:val="20"/>
+        </w:rPr>
+        <w:t>The Contractor shall provide insurance certificates or cover notes within fourteen (14) days of the first payment under Section 7.1(a).</w:t>
+      </w:r>
+    </w:p>
+    <w:p>
+      <w:pPr>
+        <w:spacing w:before="320"/>
+      </w:pPr>
+      <w:r>
+        <w:rPr>
+          <w:b/>
+          <w:color w:val="1A365D"/>
+          <w:sz w:val="24"/>
+        </w:rPr>
+        <w:t>15. GOVERNING LAW AND JURISDICTION</w:t>
       </w:r>
     </w:p>
     <w:p>
@@ -2517,34 +3266,47 @@
           <w:b w:val="0"/>
           <w:sz w:val="20"/>
         </w:rPr>
-        <w:t>The Contractor guarantees (backed by OEM warranty):</w:t>
-      </w:r>
-    </w:p>
-    <w:p>
+        <w:t>15.1 Laws of the Republic of Cyprus.</w:t>
+      </w:r>
+    </w:p>
+    <w:p>
+      <w:r>
+        <w:rPr>
+          <w:b w:val="0"/>
+          <w:sz w:val="20"/>
+        </w:rPr>
+        <w:t>15.2 Courts of Cyprus have exclusive jurisdiction.</w:t>
+      </w:r>
+    </w:p>
+    <w:p>
+      <w:r>
+        <w:rPr>
+          <w:b w:val="0"/>
+          <w:sz w:val="20"/>
+        </w:rPr>
+        <w:t>15.3 ADR: 30-day negotiation before proceedings.</w:t>
+      </w:r>
+    </w:p>
+    <w:p>
+      <w:r>
+        <w:rPr>
+          <w:b w:val="0"/>
+          <w:sz w:val="20"/>
+        </w:rPr>
+        <w:t>15.4 English is the official language.</w:t>
+      </w:r>
+    </w:p>
+    <w:p>
+      <w:pPr>
+        <w:spacing w:before="320"/>
+      </w:pPr>
       <w:r>
         <w:rPr>
           <w:b/>
-          <w:sz w:val="20"/>
-        </w:rPr>
-        <w:t>(a) State of Health (SOH) at 1 cycle per day: Year 5 ≥85%, Year 10 ≥79.58%, Year 15 ≥70% (Year 15 subject to extended warranty under LTSA).</w:t>
-      </w:r>
-    </w:p>
-    <w:p>
-      <w:r>
-        <w:rPr>
-          <w:b/>
-          <w:sz w:val="20"/>
-        </w:rPr>
-        <w:t>(b) Round-Trip Efficiency: ≥86.32% at 0.5C, 25±2°C. PAC field floor per Section 9.1.</w:t>
-      </w:r>
-    </w:p>
-    <w:p>
-      <w:r>
-        <w:rPr>
-          <w:b/>
-          <w:sz w:val="20"/>
-        </w:rPr>
-        <w:t>(c) Cycle Life: 7,000 cycles at 0.5C, 90% DoD, to 70% EOL.</w:t>
+          <w:color w:val="1A365D"/>
+          <w:sz w:val="24"/>
+        </w:rPr>
+        <w:t>16. MISCELLANEOUS</w:t>
       </w:r>
     </w:p>
     <w:p>
@@ -2553,7 +3315,16 @@
           <w:b w:val="0"/>
           <w:sz w:val="20"/>
         </w:rPr>
-        <w:t>(d) Remedy: Contractor procures replacement modules from OEM at Contractor’s cost.</w:t>
+        <w:t>16.1 Entire Agreement.</w:t>
+      </w:r>
+    </w:p>
+    <w:p>
+      <w:r>
+        <w:rPr>
+          <w:b w:val="0"/>
+          <w:sz w:val="20"/>
+        </w:rPr>
+        <w:t>16.2 Amendments: in writing, signed by authorised representatives.</w:t>
       </w:r>
     </w:p>
     <w:p>
@@ -2566,7 +3337,7 @@
           <w:color w:val="1A365D"/>
           <w:sz w:val="21"/>
         </w:rPr>
-        <w:t>10.7 Availability Guarantee</w:t>
+        <w:t>16.3 Assignment</w:t>
       </w:r>
     </w:p>
     <w:p>
@@ -2575,20 +3346,29 @@
           <w:b w:val="0"/>
           <w:sz w:val="20"/>
         </w:rPr>
-        <w:t>97% availability and associated LDs apply only under a separately executed LTSA (Tier C+).</w:t>
-      </w:r>
-    </w:p>
-    <w:p>
-      <w:pPr>
-        <w:spacing w:before="200"/>
-      </w:pPr>
-      <w:r>
-        <w:rPr>
-          <w:b/>
-          <w:color w:val="1A365D"/>
-          <w:sz w:val="21"/>
-        </w:rPr>
-        <w:t>10.8 OEM Direct Warranty Undertaking</w:t>
+        <w:t>(a) No assignment without consent, except:</w:t>
+      </w:r>
+    </w:p>
+    <w:p>
+      <w:pPr>
+        <w:ind w:left="850"/>
+      </w:pPr>
+      <w:r>
+        <w:rPr>
+          <w:sz w:val="20"/>
+        </w:rPr>
+        <w:t>(i) to an Affiliate (corporate reorganisation); or</w:t>
+      </w:r>
+    </w:p>
+    <w:p>
+      <w:pPr>
+        <w:ind w:left="850"/>
+      </w:pPr>
+      <w:r>
+        <w:rPr>
+          <w:sz w:val="20"/>
+        </w:rPr>
+        <w:t>(ii) by the Client to a project finance lender for security purposes — no Contractor consent required.</w:t>
       </w:r>
     </w:p>
     <w:p>
@@ -2597,29 +3377,7 @@
           <w:b w:val="0"/>
           <w:sz w:val="20"/>
         </w:rPr>
-        <w:t>The OEM has provided a Direct Warranty Undertaking (Schedule C) confirming its standard 5-year product warranty is enforceable directly by the Client if the Contractor cannot fulfil obligations for any reason, including insolvency.</w:t>
-      </w:r>
-    </w:p>
-    <w:p>
-      <w:pPr>
-        <w:spacing w:before="200"/>
-      </w:pPr>
-      <w:r>
-        <w:rPr>
-          <w:b/>
-          <w:color w:val="1A365D"/>
-          <w:sz w:val="21"/>
-        </w:rPr>
-        <w:t>10.9 Advance Payment Guarantee (APG) and Performance Bond</w:t>
-      </w:r>
-    </w:p>
-    <w:p>
-      <w:r>
-        <w:rPr>
-          <w:b/>
-          <w:sz w:val="20"/>
-        </w:rPr>
-        <w:t>(a) The Contractor shall procure that the OEM provides an unconditional, irrevocable Advance Payment Guarantee (APG) equal to the sum of the advance payment and pre-shipment payment made under Sections 7.1(a) and 7.1(b) in respect of Component A (Equipment Supply Price) only.</w:t>
+        <w:t>(b) Upon lender enforcement, Contractor recognises the lender as Client if payment obligations are assumed.</w:t>
       </w:r>
     </w:p>
     <w:p>
@@ -2628,7 +3386,7 @@
           <w:b w:val="0"/>
           <w:sz w:val="20"/>
         </w:rPr>
-        <w:t>(b) The APG covers: 20% advance on Component A + 50% pre-shipment on Component A = 70% of the Component A Equipment Supply Price.</w:t>
+        <w:t>16.4 Counterparts and electronic signature.</w:t>
       </w:r>
     </w:p>
     <w:p>
@@ -2637,7 +3395,7 @@
           <w:b w:val="0"/>
           <w:sz w:val="20"/>
         </w:rPr>
-        <w:t>(c) The APG shall be delivered prior to the advance payment becoming due (condition precedent per Section 9B.4 of the upstream supply agreement).</w:t>
+        <w:t>16.5 Severability.</w:t>
       </w:r>
     </w:p>
     <w:p>
@@ -2646,25 +3404,7 @@
           <w:b w:val="0"/>
           <w:sz w:val="20"/>
         </w:rPr>
-        <w:t>(d) The APG shall remain valid until equipment delivery to Site plus thirty (30) days.</w:t>
-      </w:r>
-    </w:p>
-    <w:p>
-      <w:r>
-        <w:rPr>
-          <w:b w:val="0"/>
-          <w:sz w:val="20"/>
-        </w:rPr>
-        <w:t>(e) No APG is required against Component B (EPC Services Price).</w:t>
-      </w:r>
-    </w:p>
-    <w:p>
-      <w:r>
-        <w:rPr>
-          <w:b w:val="0"/>
-          <w:sz w:val="20"/>
-        </w:rPr>
-        <w:t>(f) The Contractor shall also procure that the OEM provides a performance bond equal to five percent (5%) of the Component A Equipment Supply Price, valid until the end of the Defects Liability Period (three (3) months after PAC), covering defects in materials and workmanship.</w:t>
+        <w:t>16.6 Notices: in writing to specified addresses.</w:t>
       </w:r>
     </w:p>
     <w:p>
@@ -2677,7 +3417,7 @@
           <w:color w:val="1A365D"/>
           <w:sz w:val="24"/>
         </w:rPr>
-        <w:t>11. LTSA SEPARATION</w:t>
+        <w:t>17. COMPLIANCE AND ANTI-BRIBERY</w:t>
       </w:r>
     </w:p>
     <w:p>
@@ -2686,34 +3426,7 @@
           <w:b w:val="0"/>
           <w:sz w:val="20"/>
         </w:rPr>
-        <w:t>11.1 97% availability guarantee, availability LDs, and extended warranty (years 6–15) are not in this Agreement.</w:t>
-      </w:r>
-    </w:p>
-    <w:p>
-      <w:r>
-        <w:rPr>
-          <w:b w:val="0"/>
-          <w:sz w:val="20"/>
-        </w:rPr>
-        <w:t>11.2 Apply only under a separately executed LTSA.</w:t>
-      </w:r>
-    </w:p>
-    <w:p>
-      <w:r>
-        <w:rPr>
-          <w:b w:val="0"/>
-          <w:sz w:val="20"/>
-        </w:rPr>
-        <w:t>11.3 SOH, RTE, and cycle life guarantees (Section 10.6) are in this Agreement, independent of the LTSA.</w:t>
-      </w:r>
-    </w:p>
-    <w:p>
-      <w:r>
-        <w:rPr>
-          <w:b w:val="0"/>
-          <w:sz w:val="20"/>
-        </w:rPr>
-        <w:t>11.4 This Agreement is intended to be executed alongside the LTSA (LCY-LTSA-SPA-2026) and the OEM Direct Warranty Undertaking (LCY-OEM-DWU-001 v1.0). The Parties intend to execute all three documents simultaneously.</w:t>
+        <w:t>[Sections 17.1–17.6 as per v4.0 — anti-corruption, AML, environmental, H&amp;S, Cyprus energy regulations, EU directives.]</w:t>
       </w:r>
     </w:p>
     <w:p>
@@ -2726,20 +3439,7 @@
           <w:color w:val="1A365D"/>
           <w:sz w:val="24"/>
         </w:rPr>
-        <w:t>12. FORCE MAJEURE</w:t>
-      </w:r>
-    </w:p>
-    <w:p>
-      <w:pPr>
-        <w:spacing w:before="200"/>
-      </w:pPr>
-      <w:r>
-        <w:rPr>
-          <w:b/>
-          <w:color w:val="1A365D"/>
-          <w:sz w:val="21"/>
-        </w:rPr>
-        <w:t>12.1 Definition</w:t>
+        <w:t>18. DATA PROTECTION</w:t>
       </w:r>
     </w:p>
     <w:p>
@@ -2748,137 +3448,7 @@
           <w:b w:val="0"/>
           <w:sz w:val="20"/>
         </w:rPr>
-        <w:t>Force Majeure means events genuinely beyond a Party’s reasonable control: war, terrorism, riots, natural disasters, pandemics, epidemics, governmental sanctions, embargoes, and acts of government.</w:t>
-      </w:r>
-    </w:p>
-    <w:p>
-      <w:r>
-        <w:rPr>
-          <w:b w:val="0"/>
-          <w:sz w:val="20"/>
-        </w:rPr>
-        <w:t>Force Majeure does NOT include: regulatory changes, grid connection delays, port congestion, transportation disruptions, financing difficulties, or ordinary commercial risks. Grid authority delays are addressed under Section 8.4.6.</w:t>
-      </w:r>
-    </w:p>
-    <w:p>
-      <w:pPr>
-        <w:spacing w:before="200"/>
-      </w:pPr>
-      <w:r>
-        <w:rPr>
-          <w:b/>
-          <w:color w:val="1A365D"/>
-          <w:sz w:val="21"/>
-        </w:rPr>
-        <w:t>12.2 Effect</w:t>
-      </w:r>
-    </w:p>
-    <w:p>
-      <w:r>
-        <w:rPr>
-          <w:b w:val="0"/>
-          <w:sz w:val="20"/>
-        </w:rPr>
-        <w:t>Obligations suspended without penalties for duration of event.</w:t>
-      </w:r>
-    </w:p>
-    <w:p>
-      <w:pPr>
-        <w:spacing w:before="200"/>
-      </w:pPr>
-      <w:r>
-        <w:rPr>
-          <w:b/>
-          <w:color w:val="1A365D"/>
-          <w:sz w:val="21"/>
-        </w:rPr>
-        <w:t>12.3 Notification</w:t>
-      </w:r>
-    </w:p>
-    <w:p>
-      <w:r>
-        <w:rPr>
-          <w:b w:val="0"/>
-          <w:sz w:val="20"/>
-        </w:rPr>
-        <w:t>Prompt notice with event details, expected duration, and mitigation steps.</w:t>
-      </w:r>
-    </w:p>
-    <w:p>
-      <w:pPr>
-        <w:spacing w:before="200"/>
-      </w:pPr>
-      <w:r>
-        <w:rPr>
-          <w:b/>
-          <w:color w:val="1A365D"/>
-          <w:sz w:val="21"/>
-        </w:rPr>
-        <w:t>12.4 Mitigation</w:t>
-      </w:r>
-    </w:p>
-    <w:p>
-      <w:r>
-        <w:rPr>
-          <w:b w:val="0"/>
-          <w:sz w:val="20"/>
-        </w:rPr>
-        <w:t>Commercially reasonable efforts to resume performance.</w:t>
-      </w:r>
-    </w:p>
-    <w:p>
-      <w:pPr>
-        <w:spacing w:before="200"/>
-      </w:pPr>
-      <w:r>
-        <w:rPr>
-          <w:b/>
-          <w:color w:val="1A365D"/>
-          <w:sz w:val="21"/>
-        </w:rPr>
-        <w:t>12.5 Extended Force Majeure</w:t>
-      </w:r>
-    </w:p>
-    <w:p>
-      <w:r>
-        <w:rPr>
-          <w:b w:val="0"/>
-          <w:sz w:val="20"/>
-        </w:rPr>
-        <w:t>If a Force Majeure event persists for more than six (6) months, either Party may terminate upon thirty (30) days’ written notice. In such event:</w:t>
-      </w:r>
-    </w:p>
-    <w:p>
-      <w:pPr>
-        <w:ind w:left="567"/>
-      </w:pPr>
-      <w:r>
-        <w:rPr>
-          <w:sz w:val="20"/>
-        </w:rPr>
-        <w:t>(a) The Client shall pay the value of works completed and materials delivered as at the date of termination;</w:t>
-      </w:r>
-    </w:p>
-    <w:p>
-      <w:pPr>
-        <w:ind w:left="567"/>
-      </w:pPr>
-      <w:r>
-        <w:rPr>
-          <w:sz w:val="20"/>
-        </w:rPr>
-        <w:t>(b) If payments received by the Contractor exceed the value of works completed and materials delivered, the Contractor shall refund the excess to the Client within thirty (30) days of termination;</w:t>
-      </w:r>
-    </w:p>
-    <w:p>
-      <w:pPr>
-        <w:ind w:left="567"/>
-      </w:pPr>
-      <w:r>
-        <w:rPr>
-          <w:sz w:val="20"/>
-        </w:rPr>
-        <w:t>(c) Valuation shall follow the same process as Section 8.4.5(b).</w:t>
+        <w:t>[Sections 18.1–18.4 as per v4.0 — GDPR, data processing, security, breach notification.]</w:t>
       </w:r>
     </w:p>
     <w:p>
@@ -2891,7 +3461,7 @@
           <w:color w:val="1A365D"/>
           <w:sz w:val="24"/>
         </w:rPr>
-        <w:t>13. LIMITATION OF LIABILITY</w:t>
+        <w:t>19. REGULATORY COMPLIANCE</w:t>
       </w:r>
     </w:p>
     <w:p>
@@ -2900,16 +3470,52 @@
           <w:b w:val="0"/>
           <w:sz w:val="20"/>
         </w:rPr>
-        <w:t>13.1 Neither Party shall be liable for indirect or consequential damages, including loss of profits, loss of revenue, or loss of business.</w:t>
-      </w:r>
-    </w:p>
-    <w:p>
-      <w:r>
-        <w:rPr>
-          <w:b/>
-          <w:sz w:val="20"/>
-        </w:rPr>
-        <w:t>13.2 The Contractor’s total aggregate liability under this Agreement shall be subject to the following tiers, each calculated as a percentage of the Contract Price:</w:t>
+        <w:t>[Sections 19.1–19.11 as per v4.0 — Cyprus laws, building permit, site requirements, fire safety, environmental, certifications, grid connection, SCADA, electrical studies, DSO commissioning.]</w:t>
+      </w:r>
+    </w:p>
+    <w:p>
+      <w:r>
+        <w:rPr>
+          <w:b w:val="0"/>
+          <w:sz w:val="20"/>
+        </w:rPr>
+        <w:t>19.11 Responsibilities:</w:t>
+      </w:r>
+    </w:p>
+    <w:p>
+      <w:r>
+        <w:rPr>
+          <w:b w:val="0"/>
+          <w:sz w:val="20"/>
+        </w:rPr>
+        <w:t>(a) Client: Planning permits, landowner consents, environmental permits.</w:t>
+      </w:r>
+    </w:p>
+    <w:p>
+      <w:r>
+        <w:rPr>
+          <w:b w:val="0"/>
+          <w:sz w:val="20"/>
+        </w:rPr>
+        <w:t>(b) Contractor: All technical and regulatory responsibilities including EAC, DSO, ETEK, engineering, grid connection, and OEM coordination.</w:t>
+      </w:r>
+    </w:p>
+    <w:p>
+      <w:r>
+        <w:br w:type="page"/>
+      </w:r>
+    </w:p>
+    <w:p>
+      <w:pPr>
+        <w:spacing w:before="320"/>
+      </w:pPr>
+      <w:r>
+        <w:t xml:space="preserve">SCHEDULE A — TECHNICAL SPECIFICATIONS, COMMERCIAL DETAILS AND PRICE BASIS</w:t>
+      </w:r>
+    </w:p>
+    <w:p>
+      <w:r>
+        <w:t xml:space="preserve"/>
       </w:r>
     </w:p>
     <w:p>
@@ -2917,10 +3523,7 @@
         <w:ind w:left="567"/>
       </w:pPr>
       <w:r>
-        <w:rPr>
-          <w:sz w:val="20"/>
-        </w:rPr>
-        <w:t>(a) Warranty claims (defects in materials, workmanship, or OEM equipment): ten percent (10%) of the Contract Price;</w:t>
+        <w:t xml:space="preserve"/>
       </w:r>
     </w:p>
     <w:p>
@@ -2928,10 +3531,7 @@
         <w:ind w:left="567"/>
       </w:pPr>
       <w:r>
-        <w:rPr>
-          <w:sz w:val="20"/>
-        </w:rPr>
-        <w:t>(b) All other contractual breaches (excluding warranty, fraud, wilful misconduct, and manufacturing defects): fifty percent (50%) of the Contract Price;</w:t>
+        <w:t xml:space="preserve"/>
       </w:r>
     </w:p>
     <w:p>
@@ -2939,19 +3539,7 @@
         <w:ind w:left="567"/>
       </w:pPr>
       <w:r>
-        <w:rPr>
-          <w:sz w:val="20"/>
-        </w:rPr>
-        <w:t>(c) Fraud, wilful misconduct, and manufacturing defects in OEM equipment: uncapped.</w:t>
-      </w:r>
-    </w:p>
-    <w:p>
-      <w:r>
-        <w:rPr>
-          <w:b w:val="0"/>
-          <w:sz w:val="20"/>
-        </w:rPr>
-        <w:t>13.3 Carve-Outs (not subject to any cap):</w:t>
+        <w:t xml:space="preserve"/>
       </w:r>
     </w:p>
     <w:p>
@@ -2959,10 +3547,7 @@
         <w:ind w:left="567"/>
       </w:pPr>
       <w:r>
-        <w:rPr>
-          <w:sz w:val="20"/>
-        </w:rPr>
-        <w:t>(a) Fraud or wilful misconduct;</w:t>
+        <w:t xml:space="preserve"/>
       </w:r>
     </w:p>
     <w:p>
@@ -2970,10 +3555,7 @@
         <w:ind w:left="567"/>
       </w:pPr>
       <w:r>
-        <w:rPr>
-          <w:sz w:val="20"/>
-        </w:rPr>
-        <w:t>(b) Death or personal injury caused by negligence;</w:t>
+        <w:t xml:space="preserve"/>
       </w:r>
     </w:p>
     <w:p>
@@ -2981,10 +3563,7 @@
         <w:ind w:left="567"/>
       </w:pPr>
       <w:r>
-        <w:rPr>
-          <w:sz w:val="20"/>
-        </w:rPr>
-        <w:t>(c) Client’s payment obligations;</w:t>
+        <w:t xml:space="preserve"/>
       </w:r>
     </w:p>
     <w:p>
@@ -2992,54 +3571,7 @@
         <w:ind w:left="567"/>
       </w:pPr>
       <w:r>
-        <w:rPr>
-          <w:sz w:val="20"/>
-        </w:rPr>
-        <w:t>(d) Manufacturing defects in OEM equipment — Contractor pursues OEM recovery; OEM indemnification flows through to Client per §13A.1(e).</w:t>
-      </w:r>
-    </w:p>
-    <w:p>
-      <w:r>
-        <w:rPr>
-          <w:b w:val="0"/>
-          <w:sz w:val="20"/>
-        </w:rPr>
-        <w:t>13.4 The tiered structure in Section 13.2 mirrors the upstream liability framework agreed with the OEM. For manufacturing defects specifically, the OEM bears full replacement cost including shipping under its supply agreement with the Contractor, with no cap applied.</w:t>
-      </w:r>
-    </w:p>
-    <w:p>
-      <w:pPr>
-        <w:spacing w:before="320"/>
-      </w:pPr>
-      <w:r>
-        <w:rPr>
-          <w:b/>
-          <w:color w:val="1A365D"/>
-          <w:sz w:val="24"/>
-        </w:rPr>
-        <w:t>13A. INDEMNIFICATION</w:t>
-      </w:r>
-    </w:p>
-    <w:p>
-      <w:pPr>
-        <w:spacing w:before="200"/>
-      </w:pPr>
-      <w:r>
-        <w:rPr>
-          <w:b/>
-          <w:color w:val="1A365D"/>
-          <w:sz w:val="21"/>
-        </w:rPr>
-        <w:t>13A.1 Contractor Indemnity to Client</w:t>
-      </w:r>
-    </w:p>
-    <w:p>
-      <w:r>
-        <w:rPr>
-          <w:b w:val="0"/>
-          <w:sz w:val="20"/>
-        </w:rPr>
-        <w:t>The Contractor indemnifies the Client against:</w:t>
+        <w:t xml:space="preserve"/>
       </w:r>
     </w:p>
     <w:p>
@@ -3047,10 +3579,7 @@
         <w:ind w:left="567"/>
       </w:pPr>
       <w:r>
-        <w:rPr>
-          <w:sz w:val="20"/>
-        </w:rPr>
-        <w:t>(a) Defects in the BESS (including OEM equipment) during Warranty Period;</w:t>
+        <w:t xml:space="preserve"/>
       </w:r>
     </w:p>
     <w:p>
@@ -3058,10 +3587,7 @@
         <w:ind w:left="567"/>
       </w:pPr>
       <w:r>
-        <w:rPr>
-          <w:sz w:val="20"/>
-        </w:rPr>
-        <w:t>(b) Contractor’s negligence during installation and commissioning;</w:t>
+        <w:t xml:space="preserve"/>
       </w:r>
     </w:p>
     <w:p>
@@ -3069,639 +3595,262 @@
         <w:ind w:left="567"/>
       </w:pPr>
       <w:r>
-        <w:rPr>
-          <w:sz w:val="20"/>
-        </w:rPr>
-        <w:t>(c) Breach of Contractor’s warranties;</w:t>
-      </w:r>
-    </w:p>
-    <w:p>
-      <w:pPr>
-        <w:ind w:left="567"/>
-      </w:pPr>
-      <w:r>
-        <w:rPr>
-          <w:sz w:val="20"/>
-        </w:rPr>
-        <w:t>(d) Personal injury or property damage caused by Contractor or OEM personnel on-site;</w:t>
-      </w:r>
-    </w:p>
-    <w:p>
-      <w:pPr>
-        <w:ind w:left="567"/>
-      </w:pPr>
-      <w:r>
-        <w:rPr>
-          <w:sz w:val="20"/>
-        </w:rPr>
-        <w:t>(e) Manufacturing defects in OEM equipment (recoverable from OEM under supply agreement).</w:t>
-      </w:r>
-    </w:p>
-    <w:p>
-      <w:pPr>
-        <w:spacing w:before="200"/>
-      </w:pPr>
-      <w:r>
-        <w:rPr>
-          <w:b/>
-          <w:color w:val="1A365D"/>
-          <w:sz w:val="21"/>
-        </w:rPr>
-        <w:t>13A.2 Client Indemnity to Contractor</w:t>
-      </w:r>
-    </w:p>
-    <w:p>
-      <w:r>
-        <w:rPr>
-          <w:b w:val="0"/>
-          <w:sz w:val="20"/>
-        </w:rPr>
-        <w:t>The Client indemnifies the Contractor against claims arising from:</w:t>
-      </w:r>
-    </w:p>
-    <w:p>
-      <w:pPr>
-        <w:ind w:left="567"/>
-      </w:pPr>
-      <w:r>
-        <w:rPr>
-          <w:sz w:val="20"/>
-        </w:rPr>
-        <w:t>(a) Client’s material breach of this Agreement;</w:t>
-      </w:r>
-    </w:p>
-    <w:p>
-      <w:pPr>
-        <w:ind w:left="567"/>
-      </w:pPr>
-      <w:r>
-        <w:rPr>
-          <w:sz w:val="20"/>
-        </w:rPr>
-        <w:t>(b) Client’s negligence or wilful acts;</w:t>
-      </w:r>
-    </w:p>
-    <w:p>
-      <w:pPr>
-        <w:ind w:left="567"/>
-      </w:pPr>
-      <w:r>
-        <w:rPr>
-          <w:sz w:val="20"/>
-        </w:rPr>
-        <w:t>(c) Operation contrary to OEM guidelines;</w:t>
-      </w:r>
-    </w:p>
-    <w:p>
-      <w:pPr>
-        <w:ind w:left="567"/>
-      </w:pPr>
-      <w:r>
-        <w:rPr>
-          <w:sz w:val="20"/>
-        </w:rPr>
-        <w:t>(d) Unauthorised modifications;</w:t>
-      </w:r>
-    </w:p>
-    <w:p>
-      <w:pPr>
-        <w:ind w:left="567"/>
-      </w:pPr>
-      <w:r>
-        <w:rPr>
-          <w:sz w:val="20"/>
-        </w:rPr>
-        <w:t>(e) Failure to maintain insurance.</w:t>
-      </w:r>
-    </w:p>
-    <w:p>
-      <w:r>
-        <w:rPr>
-          <w:b/>
-          <w:sz w:val="20"/>
-        </w:rPr>
-        <w:t>The Client’s indemnity obligations under this Section apply only to the extent that the relevant loss was caused or contributed to by the Client’s act or omission. Where fault is shared, the Client’s indemnity shall be reduced proportionally to reflect the Client’s degree of responsibility.</w:t>
-      </w:r>
-    </w:p>
-    <w:p>
-      <w:pPr>
-        <w:spacing w:before="320"/>
-      </w:pPr>
-      <w:r>
-        <w:rPr>
-          <w:b/>
-          <w:color w:val="1A365D"/>
-          <w:sz w:val="24"/>
-        </w:rPr>
-        <w:t>14. INSURANCE</w:t>
-      </w:r>
-    </w:p>
-    <w:p>
-      <w:pPr>
-        <w:spacing w:before="200"/>
-      </w:pPr>
-      <w:r>
-        <w:rPr>
-          <w:b/>
-          <w:color w:val="1A365D"/>
-          <w:sz w:val="21"/>
-        </w:rPr>
-        <w:t>14.1 Contractor Insurance</w:t>
-      </w:r>
-    </w:p>
-    <w:p>
-      <w:pPr>
-        <w:ind w:left="567"/>
-      </w:pPr>
-      <w:r>
-        <w:rPr>
-          <w:sz w:val="20"/>
-        </w:rPr>
-        <w:t>(a) Public Liability: EUR 5,000,000 per occurrence;</w:t>
-      </w:r>
-    </w:p>
-    <w:p>
-      <w:pPr>
-        <w:ind w:left="567"/>
-      </w:pPr>
-      <w:r>
-        <w:rPr>
-          <w:sz w:val="20"/>
-        </w:rPr>
-        <w:t>(b) Professional Indemnity: EUR 2,000,000 per occurrence;</w:t>
-      </w:r>
-    </w:p>
-    <w:p>
-      <w:pPr>
-        <w:ind w:left="567"/>
-      </w:pPr>
-      <w:r>
-        <w:rPr>
-          <w:sz w:val="20"/>
-        </w:rPr>
-        <w:t>(c) CAR Insurance: full Contract Price, LEG3 defects clause;</w:t>
-      </w:r>
-    </w:p>
-    <w:p>
-      <w:pPr>
-        <w:ind w:left="567"/>
-      </w:pPr>
-      <w:r>
-        <w:rPr>
-          <w:sz w:val="20"/>
-        </w:rPr>
-        <w:t>(d) Employers’ Liability: statutory minimum.</w:t>
-      </w:r>
-    </w:p>
-    <w:p>
-      <w:pPr>
-        <w:spacing w:before="200"/>
-      </w:pPr>
-      <w:r>
-        <w:rPr>
-          <w:b/>
-          <w:color w:val="1A365D"/>
-          <w:sz w:val="21"/>
-        </w:rPr>
-        <w:t>14.2 OEM Insurance</w:t>
-      </w:r>
-    </w:p>
-    <w:p>
-      <w:r>
-        <w:rPr>
-          <w:b w:val="0"/>
-          <w:sz w:val="20"/>
-        </w:rPr>
-        <w:t>OEM maintains Product Liability EUR 5,000,000/occurrence (AXA Tianping) and PI EUR 2,000,000/occurrence for Cyprus.</w:t>
-      </w:r>
-    </w:p>
-    <w:p>
-      <w:pPr>
-        <w:spacing w:before="200"/>
-      </w:pPr>
-      <w:r>
-        <w:rPr>
-          <w:b/>
-          <w:color w:val="1A365D"/>
-          <w:sz w:val="21"/>
-        </w:rPr>
-        <w:t>14.3 Client Insurance</w:t>
-      </w:r>
-    </w:p>
-    <w:p>
-      <w:pPr>
-        <w:ind w:left="567"/>
-      </w:pPr>
-      <w:r>
-        <w:rPr>
-          <w:sz w:val="20"/>
-        </w:rPr>
-        <w:t>(a) Site/property insurance from delivery;</w:t>
-      </w:r>
-    </w:p>
-    <w:p>
-      <w:pPr>
-        <w:ind w:left="567"/>
-      </w:pPr>
-      <w:r>
-        <w:rPr>
-          <w:sz w:val="20"/>
-        </w:rPr>
-        <w:t>(b) Operational liability from commissioning;</w:t>
-      </w:r>
-    </w:p>
-    <w:p>
-      <w:pPr>
-        <w:ind w:left="567"/>
-      </w:pPr>
-      <w:r>
-        <w:rPr>
-          <w:sz w:val="20"/>
-        </w:rPr>
-        <w:t>(c) Business interruption (recommended).</w:t>
-      </w:r>
-    </w:p>
-    <w:p>
-      <w:pPr>
-        <w:spacing w:before="200"/>
-      </w:pPr>
-      <w:r>
-        <w:rPr>
-          <w:b/>
-          <w:color w:val="1A365D"/>
-          <w:sz w:val="21"/>
-        </w:rPr>
-        <w:t>14.4 Proof of Insurance</w:t>
-      </w:r>
-    </w:p>
-    <w:p>
-      <w:r>
-        <w:rPr>
-          <w:b/>
-          <w:sz w:val="20"/>
-        </w:rPr>
-        <w:t>The Contractor shall provide insurance certificates or cover notes within fourteen (14) days of the first payment under Section 7.1(a).</w:t>
-      </w:r>
-    </w:p>
-    <w:p>
-      <w:pPr>
-        <w:spacing w:before="320"/>
-      </w:pPr>
-      <w:r>
-        <w:rPr>
-          <w:b/>
-          <w:color w:val="1A365D"/>
-          <w:sz w:val="24"/>
-        </w:rPr>
-        <w:t>15. GOVERNING LAW AND JURISDICTION</w:t>
-      </w:r>
-    </w:p>
-    <w:p>
-      <w:r>
-        <w:rPr>
-          <w:b w:val="0"/>
-          <w:sz w:val="20"/>
-        </w:rPr>
-        <w:t>15.1 Laws of the Republic of Cyprus.</w:t>
-      </w:r>
-    </w:p>
-    <w:p>
-      <w:r>
-        <w:rPr>
-          <w:b w:val="0"/>
-          <w:sz w:val="20"/>
-        </w:rPr>
-        <w:t>15.2 Courts of Cyprus have exclusive jurisdiction.</w:t>
-      </w:r>
-    </w:p>
-    <w:p>
-      <w:r>
-        <w:rPr>
-          <w:b w:val="0"/>
-          <w:sz w:val="20"/>
-        </w:rPr>
-        <w:t>15.3 ADR: 30-day negotiation before proceedings.</w:t>
-      </w:r>
-    </w:p>
-    <w:p>
-      <w:r>
-        <w:rPr>
-          <w:b w:val="0"/>
-          <w:sz w:val="20"/>
-        </w:rPr>
-        <w:t>15.4 English is the official language.</w:t>
-      </w:r>
-    </w:p>
-    <w:p>
-      <w:pPr>
-        <w:spacing w:before="320"/>
-      </w:pPr>
-      <w:r>
-        <w:rPr>
-          <w:b/>
-          <w:color w:val="1A365D"/>
-          <w:sz w:val="24"/>
-        </w:rPr>
-        <w:t>16. MISCELLANEOUS</w:t>
-      </w:r>
-    </w:p>
-    <w:p>
-      <w:r>
-        <w:rPr>
-          <w:b w:val="0"/>
-          <w:sz w:val="20"/>
-        </w:rPr>
-        <w:t>16.1 Entire Agreement.</w:t>
-      </w:r>
-    </w:p>
-    <w:p>
-      <w:r>
-        <w:rPr>
-          <w:b w:val="0"/>
-          <w:sz w:val="20"/>
-        </w:rPr>
-        <w:t>16.2 Amendments: in writing, signed by authorised representatives.</w:t>
-      </w:r>
-    </w:p>
-    <w:p>
-      <w:pPr>
-        <w:spacing w:before="200"/>
-      </w:pPr>
-      <w:r>
-        <w:rPr>
-          <w:b/>
-          <w:color w:val="1A365D"/>
-          <w:sz w:val="21"/>
-        </w:rPr>
-        <w:t>16.3 Assignment</w:t>
-      </w:r>
-    </w:p>
-    <w:p>
-      <w:r>
-        <w:rPr>
-          <w:b w:val="0"/>
-          <w:sz w:val="20"/>
-        </w:rPr>
-        <w:t>(a) No assignment without consent, except:</w:t>
-      </w:r>
-    </w:p>
-    <w:p>
-      <w:pPr>
-        <w:ind w:left="850"/>
-      </w:pPr>
-      <w:r>
-        <w:rPr>
-          <w:sz w:val="20"/>
-        </w:rPr>
-        <w:t>(i) to an Affiliate (corporate reorganisation); or</w:t>
-      </w:r>
-    </w:p>
-    <w:p>
-      <w:pPr>
-        <w:ind w:left="850"/>
-      </w:pPr>
-      <w:r>
-        <w:rPr>
-          <w:sz w:val="20"/>
-        </w:rPr>
-        <w:t>(ii) by the Client to a project finance lender for security purposes — no Contractor consent required.</w:t>
-      </w:r>
-    </w:p>
-    <w:p>
-      <w:r>
-        <w:rPr>
-          <w:b w:val="0"/>
-          <w:sz w:val="20"/>
-        </w:rPr>
-        <w:t>(b) Upon lender enforcement, Contractor recognises the lender as Client if payment obligations are assumed.</w:t>
-      </w:r>
-    </w:p>
-    <w:p>
-      <w:r>
-        <w:rPr>
-          <w:b w:val="0"/>
-          <w:sz w:val="20"/>
-        </w:rPr>
-        <w:t>16.4 Counterparts and electronic signature.</w:t>
-      </w:r>
-    </w:p>
-    <w:p>
-      <w:r>
-        <w:rPr>
-          <w:b w:val="0"/>
-          <w:sz w:val="20"/>
-        </w:rPr>
-        <w:t>16.5 Severability.</w:t>
-      </w:r>
-    </w:p>
-    <w:p>
-      <w:r>
-        <w:rPr>
-          <w:b w:val="0"/>
-          <w:sz w:val="20"/>
-        </w:rPr>
-        <w:t>16.6 Notices: in writing to specified addresses.</w:t>
-      </w:r>
-    </w:p>
-    <w:p>
-      <w:pPr>
-        <w:spacing w:before="320"/>
-      </w:pPr>
-      <w:r>
-        <w:rPr>
-          <w:b/>
-          <w:color w:val="1A365D"/>
-          <w:sz w:val="24"/>
-        </w:rPr>
-        <w:t>17. COMPLIANCE AND ANTI-BRIBERY</w:t>
-      </w:r>
-    </w:p>
-    <w:p>
-      <w:r>
-        <w:rPr>
-          <w:b w:val="0"/>
-          <w:sz w:val="20"/>
-        </w:rPr>
-        <w:t>[Sections 17.1–17.6 as per v4.0 — anti-corruption, AML, environmental, H&amp;S, Cyprus energy regulations, EU directives.]</w:t>
-      </w:r>
-    </w:p>
-    <w:p>
-      <w:pPr>
-        <w:spacing w:before="320"/>
-      </w:pPr>
-      <w:r>
-        <w:rPr>
-          <w:b/>
-          <w:color w:val="1A365D"/>
-          <w:sz w:val="24"/>
-        </w:rPr>
-        <w:t>18. DATA PROTECTION</w:t>
-      </w:r>
-    </w:p>
-    <w:p>
-      <w:r>
-        <w:rPr>
-          <w:b w:val="0"/>
-          <w:sz w:val="20"/>
-        </w:rPr>
-        <w:t>[Sections 18.1–18.4 as per v4.0 — GDPR, data processing, security, breach notification.]</w:t>
-      </w:r>
-    </w:p>
-    <w:p>
-      <w:pPr>
-        <w:spacing w:before="320"/>
-      </w:pPr>
-      <w:r>
-        <w:rPr>
-          <w:b/>
-          <w:color w:val="1A365D"/>
-          <w:sz w:val="24"/>
-        </w:rPr>
-        <w:t>19. REGULATORY COMPLIANCE</w:t>
-      </w:r>
-    </w:p>
-    <w:p>
-      <w:r>
-        <w:rPr>
-          <w:b w:val="0"/>
-          <w:sz w:val="20"/>
-        </w:rPr>
-        <w:t>[Sections 19.1–19.11 as per v4.0 — Cyprus laws, building permit, site requirements, fire safety, environmental, certifications, grid connection, SCADA, electrical studies, DSO commissioning.]</w:t>
-      </w:r>
-    </w:p>
-    <w:p>
-      <w:r>
-        <w:rPr>
-          <w:b w:val="0"/>
-          <w:sz w:val="20"/>
-        </w:rPr>
-        <w:t>19.11 Responsibilities:</w:t>
-      </w:r>
-    </w:p>
-    <w:p>
-      <w:r>
-        <w:rPr>
-          <w:b w:val="0"/>
-          <w:sz w:val="20"/>
-        </w:rPr>
-        <w:t>(a) Client: Planning permits, landowner consents, environmental permits.</w:t>
-      </w:r>
-    </w:p>
-    <w:p>
-      <w:r>
-        <w:rPr>
-          <w:b w:val="0"/>
-          <w:sz w:val="20"/>
-        </w:rPr>
-        <w:t>(b) Contractor: All technical and regulatory responsibilities including EAC, DSO, ETEK, engineering, grid connection, and OEM coordination.</w:t>
-      </w:r>
-    </w:p>
-    <w:p>
-      <w:r>
-        <w:br w:type="page"/>
-      </w:r>
-    </w:p>
-    <w:p>
-      <w:pPr>
-        <w:spacing w:before="320"/>
-      </w:pPr>
-      <w:r>
-        <w:t xml:space="preserve">SCHEDULE A - TECHNICAL SPECIFICATIONS AND COMMERCIAL DETAILS</w:t>
-      </w:r>
-    </w:p>
-    <w:p>
-      <w:r>
         <w:t xml:space="preserve"/>
       </w:r>
     </w:p>
     <w:p>
-      <w:pPr>
-        <w:ind w:left="567"/>
-      </w:pPr>
       <w:r>
         <w:t xml:space="preserve"/>
       </w:r>
     </w:p>
     <w:p>
-      <w:pPr>
-        <w:ind w:left="567"/>
-      </w:pPr>
+      <w:r>
+        <w:t xml:space="preserve">Reference: LCY-EPC-SPA-2026 | Version: 5.1 | Date: May 2026</w:t>
+      </w:r>
+    </w:p>
+    <w:p>
       <w:r>
         <w:t xml:space="preserve"/>
       </w:r>
     </w:p>
     <w:p>
-      <w:pPr>
-        <w:ind w:left="567"/>
-      </w:pPr>
+      <w:r>
+        <w:t xml:space="preserve">============================================================</w:t>
+      </w:r>
+    </w:p>
+    <w:p>
+      <w:r>
+        <w:t xml:space="preserve">PART 1 — PARK DETAILS</w:t>
+      </w:r>
+    </w:p>
+    <w:p>
+      <w:r>
+        <w:t xml:space="preserve">============================================================</w:t>
+      </w:r>
+    </w:p>
+    <w:p>
       <w:r>
         <w:t xml:space="preserve"/>
       </w:r>
     </w:p>
     <w:p>
-      <w:pPr>
-        <w:ind w:left="567"/>
-      </w:pPr>
+      <w:r>
+        <w:t xml:space="preserve">Park Name:              Anarita 1</w:t>
+      </w:r>
+    </w:p>
+    <w:p>
+      <w:r>
+        <w:t xml:space="preserve">Site / District:        Paphos District, Cyprus</w:t>
+      </w:r>
+    </w:p>
+    <w:p>
+      <w:r>
+        <w:t xml:space="preserve">BESS Capacity:          20 MWh / 5.0 MW</w:t>
+      </w:r>
+    </w:p>
+    <w:p>
+      <w:r>
+        <w:t xml:space="preserve">Containers (BESS):      4 x Linyang Power Atlantic 5.015 MWh (20HC)</w:t>
+      </w:r>
+    </w:p>
+    <w:p>
+      <w:r>
+        <w:t xml:space="preserve">MV Skid:                1 x T4 MV Skid (4 x BCS1250K = 5 MW, SL-5000)</w:t>
+      </w:r>
+    </w:p>
+    <w:p>
+      <w:r>
+        <w:t xml:space="preserve">PCS:                    4 x Kehua BCS1250K-C-HUD = 5.0 MW</w:t>
+      </w:r>
+    </w:p>
+    <w:p>
+      <w:r>
+        <w:t xml:space="preserve">Coastal Distance:       &gt;5 km (C5 enclosure — full 5-year warranty)</w:t>
+      </w:r>
+    </w:p>
+    <w:p>
       <w:r>
         <w:t xml:space="preserve"/>
       </w:r>
     </w:p>
     <w:p>
-      <w:pPr>
-        <w:ind w:left="567"/>
-      </w:pPr>
+      <w:r>
+        <w:t xml:space="preserve">  Indicative Component A (Equipment CIF):    EUR 1,848,712.43</w:t>
+      </w:r>
+    </w:p>
+    <w:p>
+      <w:r>
+        <w:t xml:space="preserve">  Indicative Component B (EPC Services):     EUR 531,287.57</w:t>
+      </w:r>
+    </w:p>
+    <w:p>
+      <w:r>
+        <w:t xml:space="preserve">  INDICATIVE CONTRACT PRICE (A+B, ex VAT):   EUR 2,380,000.00</w:t>
+      </w:r>
+    </w:p>
+    <w:p>
       <w:r>
         <w:t xml:space="preserve"/>
       </w:r>
     </w:p>
     <w:p>
-      <w:pPr>
-        <w:ind w:left="567"/>
-      </w:pPr>
+      <w:r>
+        <w:t xml:space="preserve">  APG (70% × Indicative Component A):        EUR 1,294,098.70</w:t>
+      </w:r>
+    </w:p>
+    <w:p>
+      <w:r>
+        <w:t xml:space="preserve">  Performance Bond (5% × Component A):       EUR 92,435.62</w:t>
+      </w:r>
+    </w:p>
+    <w:p>
+      <w:r>
+        <w:t xml:space="preserve">------------------------------------------------------------</w:t>
+      </w:r>
+    </w:p>
+    <w:p>
       <w:r>
         <w:t xml:space="preserve"/>
       </w:r>
     </w:p>
     <w:p>
-      <w:pPr>
-        <w:ind w:left="567"/>
-      </w:pPr>
+      <w:r>
+        <w:t xml:space="preserve">Park Name:              Anarita 2</w:t>
+      </w:r>
+    </w:p>
+    <w:p>
+      <w:r>
+        <w:t xml:space="preserve">Site / District:        Paphos District, Cyprus</w:t>
+      </w:r>
+    </w:p>
+    <w:p>
+      <w:r>
+        <w:t xml:space="preserve">BESS Capacity:          20 MWh / 5.0 MW</w:t>
+      </w:r>
+    </w:p>
+    <w:p>
+      <w:r>
+        <w:t xml:space="preserve">Containers (BESS):      4 x Linyang Power Atlantic 5.015 MWh (20HC)</w:t>
+      </w:r>
+    </w:p>
+    <w:p>
+      <w:r>
+        <w:t xml:space="preserve">MV Skid:                1 x T4 MV Skid (4 x BCS1250K = 5 MW, SL-5000)</w:t>
+      </w:r>
+    </w:p>
+    <w:p>
+      <w:r>
+        <w:t xml:space="preserve">PCS:                    4 x Kehua BCS1250K-C-HUD = 5.0 MW</w:t>
+      </w:r>
+    </w:p>
+    <w:p>
+      <w:r>
+        <w:t xml:space="preserve">Coastal Distance:       &gt;5 km (C5 enclosure — full 5-year warranty)</w:t>
+      </w:r>
+    </w:p>
+    <w:p>
       <w:r>
         <w:t xml:space="preserve"/>
       </w:r>
     </w:p>
     <w:p>
-      <w:pPr>
-        <w:ind w:left="567"/>
-      </w:pPr>
+      <w:r>
+        <w:t xml:space="preserve">  Indicative Component A (Equipment CIF):    EUR 1,848,712.43</w:t>
+      </w:r>
+    </w:p>
+    <w:p>
+      <w:r>
+        <w:t xml:space="preserve">  Indicative Component B (EPC Services):     EUR 531,287.57</w:t>
+      </w:r>
+    </w:p>
+    <w:p>
+      <w:r>
+        <w:t xml:space="preserve">  INDICATIVE CONTRACT PRICE (A+B, ex VAT):   EUR 2,380,000.00</w:t>
+      </w:r>
+    </w:p>
+    <w:p>
       <w:r>
         <w:t xml:space="preserve"/>
       </w:r>
     </w:p>
     <w:p>
-      <w:pPr>
-        <w:ind w:left="567"/>
-      </w:pPr>
+      <w:r>
+        <w:t xml:space="preserve">  APG (70% × Indicative Component A):        EUR 1,294,098.70</w:t>
+      </w:r>
+    </w:p>
+    <w:p>
+      <w:r>
+        <w:t xml:space="preserve">  Performance Bond (5% × Component A):       EUR 92,435.62</w:t>
+      </w:r>
+    </w:p>
+    <w:p>
+      <w:r>
+        <w:t xml:space="preserve">------------------------------------------------------------</w:t>
+      </w:r>
+    </w:p>
+    <w:p>
       <w:r>
         <w:t xml:space="preserve"/>
       </w:r>
     </w:p>
     <w:p>
-      <w:pPr>
-        <w:ind w:left="567"/>
-      </w:pPr>
+      <w:r>
+        <w:t xml:space="preserve">============================================================</w:t>
+      </w:r>
+    </w:p>
+    <w:p>
+      <w:r>
+        <w:t xml:space="preserve">PART 2 — COMBINED CONTRACT SUMMARY</w:t>
+      </w:r>
+    </w:p>
+    <w:p>
+      <w:r>
+        <w:t xml:space="preserve">============================================================</w:t>
+      </w:r>
+    </w:p>
+    <w:p>
       <w:r>
         <w:t xml:space="preserve"/>
       </w:r>
     </w:p>
     <w:p>
       <w:r>
+        <w:t xml:space="preserve">TOTAL INDICATIVE CONTRACT PRICE (ex VAT):  EUR 4,760,000.00</w:t>
+      </w:r>
+    </w:p>
+    <w:p>
+      <w:r>
         <w:t xml:space="preserve"/>
       </w:r>
     </w:p>
     <w:p>
       <w:r>
-        <w:t xml:space="preserve">Ref: LCY-EPC-SPA-2026  |  v1.0  |  May 2026</w:t>
+        <w:t xml:space="preserve">PAYMENT MILESTONES (applied to Confirmed Contract Price):</w:t>
+      </w:r>
+    </w:p>
+    <w:p>
+      <w:r>
+        <w:t xml:space="preserve">  Advance (30%):     EUR 1,428,000.00  — Within 30 days of payment trigger (§1A.3)</w:t>
+      </w:r>
+    </w:p>
+    <w:p>
+      <w:r>
+        <w:t xml:space="preserve">  Pre-Ship (55%):    EUR 2,618,000.00  — On FAT + Linyang written confirmation</w:t>
+      </w:r>
+    </w:p>
+    <w:p>
+      <w:r>
+        <w:t xml:space="preserve">  PAC (10%):         EUR 476,000.00  — System commissioned, grid-connected</w:t>
+      </w:r>
+    </w:p>
+    <w:p>
+      <w:r>
+        <w:t xml:space="preserve">  Retention (5%):    EUR 238,000.00  — Released after 3-month DLP</w:t>
+      </w:r>
+    </w:p>
+    <w:p>
+      <w:r>
+        <w:t xml:space="preserve">  TOTAL:             EUR 4,760,000.00</w:t>
       </w:r>
     </w:p>
     <w:p>
@@ -3711,17 +3860,17 @@
     </w:p>
     <w:p>
       <w:r>
-        <w:t xml:space="preserve">=======================================================</w:t>
-      </w:r>
-    </w:p>
-    <w:p>
-      <w:r>
-        <w:t xml:space="preserve">PART 1 - PARK DETAILS</w:t>
-      </w:r>
-    </w:p>
-    <w:p>
-      <w:r>
-        <w:t xml:space="preserve">=======================================================</w:t>
+        <w:t xml:space="preserve">============================================================</w:t>
+      </w:r>
+    </w:p>
+    <w:p>
+      <w:r>
+        <w:t xml:space="preserve">PART 3 — KEY DATES</w:t>
+      </w:r>
+    </w:p>
+    <w:p>
+      <w:r>
+        <w:t xml:space="preserve">============================================================</w:t>
       </w:r>
     </w:p>
     <w:p>
@@ -3731,37 +3880,42 @@
     </w:p>
     <w:p>
       <w:r>
-        <w:t xml:space="preserve">Park Name:           Anarita 1</w:t>
-      </w:r>
-    </w:p>
-    <w:p>
-      <w:r>
-        <w:t xml:space="preserve">Site / District:     Paphos District, Cyprus</w:t>
-      </w:r>
-    </w:p>
-    <w:p>
-      <w:r>
-        <w:t xml:space="preserve">BESS Capacity:       20 MWh  /  5.0 MW</w:t>
-      </w:r>
-    </w:p>
-    <w:p>
-      <w:r>
-        <w:t xml:space="preserve">Containers (BESS):   4 x Linyang Power Atlantic 5.015 MWh (20HC)</w:t>
-      </w:r>
-    </w:p>
-    <w:p>
-      <w:r>
-        <w:t xml:space="preserve">MV Skid:             1 x T4 MV Skid (4 x BCS1250K = 5 MW, SL-5000)</w:t>
-      </w:r>
-    </w:p>
-    <w:p>
-      <w:r>
-        <w:t xml:space="preserve">PCS:                 4 x Kehua BCS1250K-C-HUD = 5.0 MW</w:t>
-      </w:r>
-    </w:p>
-    <w:p>
-      <w:r>
-        <w:t xml:space="preserve">Coastal Distance:    &gt;5 km  (C5 enclosure - full 5yr warranty)</w:t>
+        <w:t xml:space="preserve">Production Start:       Q2 2026</w:t>
+      </w:r>
+    </w:p>
+    <w:p>
+      <w:r>
+        <w:t xml:space="preserve">Factory Acceptance:     Q3 2026</w:t>
+      </w:r>
+    </w:p>
+    <w:p>
+      <w:r>
+        <w:t xml:space="preserve">CIF Limassol:           August / September 2026</w:t>
+      </w:r>
+    </w:p>
+    <w:p>
+      <w:r>
+        <w:t xml:space="preserve">Target PAC Date:        31 January 2027</w:t>
+      </w:r>
+    </w:p>
+    <w:p>
+      <w:r>
+        <w:t xml:space="preserve">Warranty Start:         On PAC</w:t>
+      </w:r>
+    </w:p>
+    <w:p>
+      <w:r>
+        <w:t xml:space="preserve">Base Warranty End:      5 years from PAC (January 2032)</w:t>
+      </w:r>
+    </w:p>
+    <w:p>
+      <w:r>
+        <w:t xml:space="preserve">DLP End:                3 months post-PAC (approx. April 2027)</w:t>
+      </w:r>
+    </w:p>
+    <w:p>
+      <w:r>
+        <w:t xml:space="preserve">Retention Release:      On DLP expiry (approx. April 2027)</w:t>
       </w:r>
     </w:p>
     <w:p>
@@ -3771,17 +3925,17 @@
     </w:p>
     <w:p>
       <w:r>
-        <w:t xml:space="preserve">  Component A (Equipment CIF):    EUR   1,848,712.43</w:t>
-      </w:r>
-    </w:p>
-    <w:p>
-      <w:r>
-        <w:t xml:space="preserve">  Component B (EPC Services):     EUR     531,287.57</w:t>
-      </w:r>
-    </w:p>
-    <w:p>
-      <w:r>
-        <w:t xml:space="preserve">  CONTRACT PRICE (A+B, ex VAT):   EUR   2,380,000.00</w:t>
+        <w:t xml:space="preserve">============================================================</w:t>
+      </w:r>
+    </w:p>
+    <w:p>
+      <w:r>
+        <w:t xml:space="preserve">PART 4 — PRICE BASIS REFERENCE (per Section 6.1)</w:t>
+      </w:r>
+    </w:p>
+    <w:p>
+      <w:r>
+        <w:t xml:space="preserve">============================================================</w:t>
       </w:r>
     </w:p>
     <w:p>
@@ -3791,17 +3945,22 @@
     </w:p>
     <w:p>
       <w:r>
-        <w:t xml:space="preserve">  APG (70% x Component A):        EUR   1,294,098.70</w:t>
-      </w:r>
-    </w:p>
-    <w:p>
-      <w:r>
-        <w:t xml:space="preserve">  Perf Bond (5% x Comp A):        EUR      92,435.62</w:t>
-      </w:r>
-    </w:p>
-    <w:p>
-      <w:r>
-        <w:t xml:space="preserve">-------------------------------------------------------</w:t>
+        <w:t xml:space="preserve">Quotation Source:       Linyang Quotation LY202601271 (January 2026)</w:t>
+      </w:r>
+    </w:p>
+    <w:p>
+      <w:r>
+        <w:t xml:space="preserve">Lithium Carbonate Index: 155,000 CNY/tonne (Mysteel China battery-grade spot, January 2026 monthly average)</w:t>
+      </w:r>
+    </w:p>
+    <w:p>
+      <w:r>
+        <w:t xml:space="preserve">EUR/CNY Reference:      8.18 CNY per EUR (January 2026 average)</w:t>
+      </w:r>
+    </w:p>
+    <w:p>
+      <w:r>
+        <w:t xml:space="preserve">Reference Date:         January 2026</w:t>
       </w:r>
     </w:p>
     <w:p>
@@ -3811,37 +3970,22 @@
     </w:p>
     <w:p>
       <w:r>
-        <w:t xml:space="preserve">Park Name:           Anarita 2</w:t>
-      </w:r>
-    </w:p>
-    <w:p>
-      <w:r>
-        <w:t xml:space="preserve">Site / District:     Paphos District, Cyprus</w:t>
-      </w:r>
-    </w:p>
-    <w:p>
-      <w:r>
-        <w:t xml:space="preserve">BESS Capacity:       20 MWh  /  5.0 MW</w:t>
-      </w:r>
-    </w:p>
-    <w:p>
-      <w:r>
-        <w:t xml:space="preserve">Containers (BESS):   4 x Linyang Power Atlantic 5.015 MWh (20HC)</w:t>
-      </w:r>
-    </w:p>
-    <w:p>
-      <w:r>
-        <w:t xml:space="preserve">MV Skid:             1 x T4 MV Skid (4 x BCS1250K = 5 MW, SL-5000)</w:t>
-      </w:r>
-    </w:p>
-    <w:p>
-      <w:r>
-        <w:t xml:space="preserve">PCS:                 4 x Kehua BCS1250K-C-HUD = 5.0 MW</w:t>
-      </w:r>
-    </w:p>
-    <w:p>
-      <w:r>
-        <w:t xml:space="preserve">Coastal Distance:    &gt;5 km  (C5 enclosure - full 5yr warranty)</w:t>
+        <w:t xml:space="preserve">Adjustment Triggers (per §6.1(c)):</w:t>
+      </w:r>
+    </w:p>
+    <w:p>
+      <w:r>
+        <w:t xml:space="preserve">  • Lithium carbonate index movement &gt; 10% from reference value, OR</w:t>
+      </w:r>
+    </w:p>
+    <w:p>
+      <w:r>
+        <w:t xml:space="preserve">  • EUR/CNY rate movement &gt; 8% from reference value, OR</w:t>
+      </w:r>
+    </w:p>
+    <w:p>
+      <w:r>
+        <w:t xml:space="preserve">  • Configuration change requested by Client</w:t>
       </w:r>
     </w:p>
     <w:p>
@@ -3851,17 +3995,12 @@
     </w:p>
     <w:p>
       <w:r>
-        <w:t xml:space="preserve">  Component A (Equipment CIF):    EUR   1,848,712.43</w:t>
-      </w:r>
-    </w:p>
-    <w:p>
-      <w:r>
-        <w:t xml:space="preserve">  Component B (EPC Services):     EUR     531,287.57</w:t>
-      </w:r>
-    </w:p>
-    <w:p>
-      <w:r>
-        <w:t xml:space="preserve">  CONTRACT PRICE (A+B, ex VAT):   EUR   2,380,000.00</w:t>
+        <w:t xml:space="preserve">Adjustment Cap: 5% of Indicative Contract Price (§6.1(d))</w:t>
+      </w:r>
+    </w:p>
+    <w:p>
+      <w:r>
+        <w:t xml:space="preserve">Walk-away Right: Either Party may terminate without penalty if adjustment &gt; 5%</w:t>
       </w:r>
     </w:p>
     <w:p>
@@ -3871,17 +4010,17 @@
     </w:p>
     <w:p>
       <w:r>
-        <w:t xml:space="preserve">  APG (70% x Component A):        EUR   1,294,098.70</w:t>
-      </w:r>
-    </w:p>
-    <w:p>
-      <w:r>
-        <w:t xml:space="preserve">  Perf Bond (5% x Comp A):        EUR      92,435.62</w:t>
-      </w:r>
-    </w:p>
-    <w:p>
-      <w:r>
-        <w:t xml:space="preserve">-------------------------------------------------------</w:t>
+        <w:t xml:space="preserve">============================================================</w:t>
+      </w:r>
+    </w:p>
+    <w:p>
+      <w:r>
+        <w:t xml:space="preserve">PART 5 — BESS TECHNICAL SPECIFICATION</w:t>
+      </w:r>
+    </w:p>
+    <w:p>
+      <w:r>
+        <w:t xml:space="preserve">============================================================</w:t>
       </w:r>
     </w:p>
     <w:p>
@@ -3891,17 +4030,17 @@
     </w:p>
     <w:p>
       <w:r>
-        <w:t xml:space="preserve">=======================================================</w:t>
-      </w:r>
-    </w:p>
-    <w:p>
-      <w:r>
-        <w:t xml:space="preserve">PART 2 - COMBINED CONTRACT SUMMARY</w:t>
-      </w:r>
-    </w:p>
-    <w:p>
-      <w:r>
-        <w:t xml:space="preserve">=======================================================</w:t>
+        <w:t xml:space="preserve">BESS: Linyang Power Atlantic 5.015 MWh LFP (EVE LF314, 12P416S)</w:t>
+      </w:r>
+    </w:p>
+    <w:p>
+      <w:r>
+        <w:t xml:space="preserve">  Thermal: liquid cooling 45 kW; IP54; C5 enclosure (Cyprus standard)</w:t>
+      </w:r>
+    </w:p>
+    <w:p>
+      <w:r>
+        <w:t xml:space="preserve">  Fire: FK5112 perfluoroketone + water; BMS: Modbus TCP / IEC 60870-5-104</w:t>
       </w:r>
     </w:p>
     <w:p>
@@ -3911,7 +4050,12 @@
     </w:p>
     <w:p>
       <w:r>
-        <w:t xml:space="preserve">TOTAL CONTRACT PRICE (ex VAT):  EUR 4,760,000.00</w:t>
+        <w:t xml:space="preserve">PCS: Kehua BCS1250K-C-HUD (1.25 MW); ≥98% efficiency; EN 50549-2 (TÜV D 115067 0077)</w:t>
+      </w:r>
+    </w:p>
+    <w:p>
+      <w:r>
+        <w:t xml:space="preserve">Incoterms: CIF Limassol, Cyprus (Incoterms 2020); Port of Shipment: Shanghai</w:t>
       </w:r>
     </w:p>
     <w:p>
@@ -3921,32 +4065,17 @@
     </w:p>
     <w:p>
       <w:r>
-        <w:t xml:space="preserve">PAYMENT MILESTONES:</w:t>
-      </w:r>
-    </w:p>
-    <w:p>
-      <w:r>
-        <w:t xml:space="preserve">  Advance  (30%):  EUR 1,428,000.00  - Within 7 days of signing</w:t>
-      </w:r>
-    </w:p>
-    <w:p>
-      <w:r>
-        <w:t xml:space="preserve">  Pre-Ship (55%):  EUR 2,618,000.00  - FAT + Linyang written confirmation</w:t>
-      </w:r>
-    </w:p>
-    <w:p>
-      <w:r>
-        <w:t xml:space="preserve">  PAC      (10%):  EUR   476,000.00  - System commissioned, grid-connected</w:t>
-      </w:r>
-    </w:p>
-    <w:p>
-      <w:r>
-        <w:t xml:space="preserve">  Retention (5%):  EUR   238,000.00  - Released after 3-month DLP</w:t>
-      </w:r>
-    </w:p>
-    <w:p>
-      <w:r>
-        <w:t xml:space="preserve">  TOTAL:           EUR 4,760,000.00</w:t>
+        <w:t xml:space="preserve">============================================================</w:t>
+      </w:r>
+    </w:p>
+    <w:p>
+      <w:r>
+        <w:t xml:space="preserve">PART 6 — COMPANION DOCUMENTS (executed simultaneously)</w:t>
+      </w:r>
+    </w:p>
+    <w:p>
+      <w:r>
+        <w:t xml:space="preserve">============================================================</w:t>
       </w:r>
     </w:p>
     <w:p>
@@ -3956,142 +4085,12 @@
     </w:p>
     <w:p>
       <w:r>
-        <w:t xml:space="preserve">=======================================================</w:t>
-      </w:r>
-    </w:p>
-    <w:p>
-      <w:r>
-        <w:t xml:space="preserve">PART 3 - KEY DATES</w:t>
-      </w:r>
-    </w:p>
-    <w:p>
-      <w:r>
-        <w:t xml:space="preserve">=======================================================</w:t>
-      </w:r>
-    </w:p>
-    <w:p>
-      <w:r>
-        <w:t xml:space="preserve"/>
-      </w:r>
-    </w:p>
-    <w:p>
-      <w:r>
-        <w:t xml:space="preserve">Production Start:    Q2 2026</w:t>
-      </w:r>
-    </w:p>
-    <w:p>
-      <w:r>
-        <w:t xml:space="preserve">Factory Acceptance:  Q3 2026</w:t>
-      </w:r>
-    </w:p>
-    <w:p>
-      <w:r>
-        <w:t xml:space="preserve">CIF Limassol:        August / September 2026</w:t>
-      </w:r>
-    </w:p>
-    <w:p>
-      <w:r>
-        <w:t xml:space="preserve">Target PAC Date:     31 January 2027</w:t>
-      </w:r>
-    </w:p>
-    <w:p>
-      <w:r>
-        <w:t xml:space="preserve">Warranty Start:      On PAC  |  Base Warranty End: 5 years from PAC (Jan 2032)</w:t>
-      </w:r>
-    </w:p>
-    <w:p>
-      <w:r>
-        <w:t xml:space="preserve">DLP End:             3 months post-PAC (approx. April 2027)</w:t>
-      </w:r>
-    </w:p>
-    <w:p>
-      <w:r>
-        <w:t xml:space="preserve">Retention Release:   On DLP expiry (approx. April 2027)</w:t>
-      </w:r>
-    </w:p>
-    <w:p>
-      <w:r>
-        <w:t xml:space="preserve"/>
-      </w:r>
-    </w:p>
-    <w:p>
-      <w:r>
-        <w:t xml:space="preserve">=======================================================</w:t>
-      </w:r>
-    </w:p>
-    <w:p>
-      <w:r>
-        <w:t xml:space="preserve">PART 4 - BESS SPECIFICATION</w:t>
-      </w:r>
-    </w:p>
-    <w:p>
-      <w:r>
-        <w:t xml:space="preserve">=======================================================</w:t>
-      </w:r>
-    </w:p>
-    <w:p>
-      <w:r>
-        <w:t xml:space="preserve"/>
-      </w:r>
-    </w:p>
-    <w:p>
-      <w:r>
-        <w:t xml:space="preserve">BESS: Linyang Power Atlantic 5.015 MWh LFP (EVE LF314, 12P416S)</w:t>
-      </w:r>
-    </w:p>
-    <w:p>
-      <w:r>
-        <w:t xml:space="preserve">  Thermal: liquid cooling 45 kW; IP54; C5 enclosure (Cyprus standard)</w:t>
-      </w:r>
-    </w:p>
-    <w:p>
-      <w:r>
-        <w:t xml:space="preserve">  Fire: FK5112 perfluoroketone + water; BMS: Modbus TCP / IEC 104</w:t>
-      </w:r>
-    </w:p>
-    <w:p>
-      <w:r>
-        <w:t xml:space="preserve">PCS: Kehua BCS1250K-C-HUD (1.25 MW); &gt;=98% efficiency; EN 50549-2</w:t>
-      </w:r>
-    </w:p>
-    <w:p>
-      <w:r>
-        <w:t xml:space="preserve">Incoterms: CIF Limassol, Cyprus (Incoterms 2020); Port of Shipment: Shanghai</w:t>
-      </w:r>
-    </w:p>
-    <w:p>
-      <w:r>
-        <w:t xml:space="preserve"/>
-      </w:r>
-    </w:p>
-    <w:p>
-      <w:r>
-        <w:t xml:space="preserve">=======================================================</w:t>
-      </w:r>
-    </w:p>
-    <w:p>
-      <w:r>
-        <w:t xml:space="preserve">PART 5 - COMPANION DOCUMENTS (executed simultaneously)</w:t>
-      </w:r>
-    </w:p>
-    <w:p>
-      <w:r>
-        <w:t xml:space="preserve">=======================================================</w:t>
-      </w:r>
-    </w:p>
-    <w:p>
-      <w:r>
-        <w:t xml:space="preserve"/>
-      </w:r>
-    </w:p>
-    <w:p>
-      <w:r>
-        <w:t xml:space="preserve">1. LTSA v4.0  (Ref: LCY-LTSA-SPA-2026)</w:t>
-      </w:r>
-    </w:p>
-    <w:p>
-      <w:r>
-        <w:t xml:space="preserve">2. OEM Direct Warranty Undertaking - Schedule C  (LCY-OEM-DWU-001, one per park)</w:t>
+        <w:t xml:space="preserve">1. LTSA v4.0 (Ref: LCY-LTSA-SPA-2026)</w:t>
+      </w:r>
+    </w:p>
+    <w:p>
+      <w:r>
+        <w:t xml:space="preserve">2. OEM Direct Warranty Undertaking — Schedule C (LCY-OEM-DWU-001, one per park)</w:t>
       </w:r>
     </w:p>
     <w:p>
@@ -4101,7 +4100,7 @@
     </w:p>
     <w:p>
       <w:r>
-        <w:t xml:space="preserve">3. EMS Subscription Addendum - DISPERON  (EUR 400/MWh/yr from PAC)</w:t>
+        <w:t xml:space="preserve">3. EMS Subscription Addendum — DISPERON (EUR 400/MWh/yr from PAC)</w:t>
       </w:r>
     </w:p>
     <w:p>
@@ -4116,7 +4115,7 @@
     </w:p>
     <w:p>
       <w:r>
-        <w:t xml:space="preserve"/>
+        <w:t xml:space="preserve">6. Confirmed Price Certificate (issued within 14 days of Connection Terms receipt)</w:t>
       </w:r>
     </w:p>
     <w:p>
